--- a/phuse-admiral-roclets.docx
+++ b/phuse-admiral-roclets.docx
@@ -41,7 +41,7 @@
         <w:pStyle w:val="FirstParagraph"/>
       </w:pPr>
       <w:r>
-        <w:t xml:space="preserve">R package function documentation is singular in open source. Detailed argument definitions coupled with inline examples can help breakdown complicated functions that help solve problems. In admiral, R package for ADaMs, we have always prided ourselves on top-notch function documentation. However, as the examples grew for each function the documentation became unwieldy. Using the roxygen2 package, a key component of any R package, we were able to extend the roclets to better display and curate the examples. This presentation/paper will discuss the technical details of how we extended the roclet and how this positively impacted our function examples.</w:t>
+        <w:t xml:space="preserve">R package function documentation is singular in open source. Detailed argument definitions coupled with inline examples can help breakdown complicated functions that help solve problems. In admiral, R package for ADaMs, we have always prided ourselves on top-notch function documentation. However, as the examples grew for each function the documentation became unwieldy. Using the roxygen2 package, a key component of any R package, we were able to extend the roclets to better display and curate the examples for each function. A roclet is a specific parser used by the roxygen2 package in R to extract documentation from special comments within R code, automatically generating .Rd help files and other documentation components for an R package. This presentation/paper will discuss the technical details of how we extended the roclet and how this positively impacted our function examples. Improved function documentation is not only helpful to users, but also for AIs/LLMs building knowledge off your documentation.</w:t>
       </w:r>
     </w:p>
     <w:p>
@@ -58,7 +58,7 @@
               <a:graphicData uri="http://schemas.openxmlformats.org/drawingml/2006/picture">
                 <pic:pic>
                   <pic:nvPicPr>
-                    <pic:cNvPr descr="rtfm.png" id="22" name="Picture"/>
+                    <pic:cNvPr descr="images/rtfm.png" id="22" name="Picture"/>
                     <pic:cNvPicPr>
                       <a:picLocks noChangeArrowheads="1" noChangeAspect="1"/>
                     </pic:cNvPicPr>
@@ -124,7 +124,13 @@
         <w:t xml:space="preserve"> </w:t>
       </w:r>
       <w:r>
-        <w:t xml:space="preserve">admiral.</w:t>
+        <w:t xml:space="preserve">admiral. This is not a comprehensive overview. Readers are encouraged</w:t>
+      </w:r>
+      <w:r>
+        <w:t xml:space="preserve"> </w:t>
+      </w:r>
+      <w:r>
+        <w:t xml:space="preserve">to review References for additional R package documentation.</w:t>
       </w:r>
     </w:p>
     <w:bookmarkStart w:id="24" w:name="r-packages"/>
@@ -141,7 +147,7 @@
         <w:pStyle w:val="FirstParagraph"/>
       </w:pPr>
       <w:r>
-        <w:t xml:space="preserve">R packages are fundamental extensions to the R statistical programming language, bundling together code, data, documentation, and tests in a standardized format. They allow users to share and reuse code easily, greatly expanding R’s functionality and driving its widespread adoption in data science. Creating an R package typically involves using development packages like devtools and usethis to set up the necessary directory structure. You then add your R functions to the R/ directory, write documentation for them using roxygen-style comments, and declare any package dependencies in the DESCRIPTION file. After iterating through the process of generating documentation, testing your package, fixing issues and building and installing it for use, you will submit it to a package repository like CRAN. In my opinion, packages that take time to properly document their functions and build out helpful</w:t>
+        <w:t xml:space="preserve">R packages are fundamental extensions to the R statistical programming language, bundling together code, data, documentation, and tests in a standardized format. They allow users to share and reuse code easily, greatly expanding R’s functionality and driving its widespread adoption in data science. Creating an R package typically involves using development packages like devtools and usethis to set up the necessary directory structure and compile the package. You then add your R functions to the R/ directory, write documentation for them using roxygen-style comments, and declare any package dependencies in the DESCRIPTION file. After iterating through the process of generating documentation, testing your package, fixing issues and building and installing it for use, you will submit it to a package repository like CRAN. In my opinion, packages that take time to properly document their functions and build out helpful</w:t>
       </w:r>
       <w:r>
         <w:t xml:space="preserve"> </w:t>
@@ -218,7 +224,19 @@
         <w:t xml:space="preserve"> </w:t>
       </w:r>
       <w:r>
-        <w:t xml:space="preserve">making updates more efficient. roxygen2 then processes these comments to automatically generate .Rd files,</w:t>
+        <w:t xml:space="preserve">making updates more efficient. The package roxygen2, has several functions that help process these</w:t>
+      </w:r>
+      <w:r>
+        <w:t xml:space="preserve"> </w:t>
+      </w:r>
+      <w:r>
+        <w:t xml:space="preserve">“roxygen comments”</w:t>
+      </w:r>
+      <w:r>
+        <w:t xml:space="preserve"> </w:t>
+      </w:r>
+      <w:r>
+        <w:t xml:space="preserve">to automatically generate .Rd files,</w:t>
       </w:r>
       <w:r>
         <w:t xml:space="preserve"> </w:t>
@@ -250,7 +268,7 @@
         <w:pStyle w:val="BodyText"/>
       </w:pPr>
       <w:r>
-        <w:t xml:space="preserve">Below we have a brief example of a function add_numbers() with its roxygen documentation.</w:t>
+        <w:t xml:space="preserve">Below we have a brief example of a function add_numbers() with its roxygen documentation. Please note the use of #’ at each line before the function and special tags that start with @ symbol.</w:t>
       </w:r>
     </w:p>
     <w:p>
@@ -425,7 +443,23 @@
         </w:numPr>
       </w:pPr>
       <w:r>
-        <w:t xml:space="preserve">#’ Add two numbers together - serves as the title for the function.</w:t>
+        <w:t xml:space="preserve">#’</w:t>
+      </w:r>
+      <w:r>
+        <w:t xml:space="preserve"> </w:t>
+      </w:r>
+      <w:r>
+        <w:rPr>
+          <w:i/>
+          <w:iCs/>
+        </w:rPr>
+        <w:t xml:space="preserve">Add two numbers together</w:t>
+      </w:r>
+      <w:r>
+        <w:t xml:space="preserve"> </w:t>
+      </w:r>
+      <w:r>
+        <w:t xml:space="preserve">- serves as the title for the function.</w:t>
       </w:r>
     </w:p>
     <w:p>
@@ -437,7 +471,23 @@
         </w:numPr>
       </w:pPr>
       <w:r>
-        <w:t xml:space="preserve">#’ This function takes two numeric inputs and returns their sum - is the description of the function.</w:t>
+        <w:t xml:space="preserve">#’</w:t>
+      </w:r>
+      <w:r>
+        <w:t xml:space="preserve"> </w:t>
+      </w:r>
+      <w:r>
+        <w:rPr>
+          <w:i/>
+          <w:iCs/>
+        </w:rPr>
+        <w:t xml:space="preserve">This function takes two numeric inputs and returns their sum</w:t>
+      </w:r>
+      <w:r>
+        <w:t xml:space="preserve"> </w:t>
+      </w:r>
+      <w:r>
+        <w:t xml:space="preserve">- serves as the description of the function.</w:t>
       </w:r>
     </w:p>
     <w:p>
@@ -455,7 +505,23 @@
         <w:t xml:space="preserve"> </w:t>
       </w:r>
       <w:r>
-        <w:t xml:space="preserve">x A numeric value, the first number - describes the first argument, x.</w:t>
+        <w:t xml:space="preserve">x</w:t>
+      </w:r>
+      <w:r>
+        <w:t xml:space="preserve"> </w:t>
+      </w:r>
+      <w:r>
+        <w:rPr>
+          <w:i/>
+          <w:iCs/>
+        </w:rPr>
+        <w:t xml:space="preserve">A numeric value, the first number</w:t>
+      </w:r>
+      <w:r>
+        <w:t xml:space="preserve"> </w:t>
+      </w:r>
+      <w:r>
+        <w:t xml:space="preserve">- describes the first argument, x.</w:t>
       </w:r>
     </w:p>
     <w:p>
@@ -473,7 +539,23 @@
         <w:t xml:space="preserve"> </w:t>
       </w:r>
       <w:r>
-        <w:t xml:space="preserve">y A numeric value, the second number - describes the second argument, y.</w:t>
+        <w:t xml:space="preserve">y</w:t>
+      </w:r>
+      <w:r>
+        <w:t xml:space="preserve"> </w:t>
+      </w:r>
+      <w:r>
+        <w:rPr>
+          <w:i/>
+          <w:iCs/>
+        </w:rPr>
+        <w:t xml:space="preserve">A numeric value, the second number</w:t>
+      </w:r>
+      <w:r>
+        <w:t xml:space="preserve"> </w:t>
+      </w:r>
+      <w:r>
+        <w:t xml:space="preserve">- describes the second argument, y.</w:t>
       </w:r>
     </w:p>
     <w:p>
@@ -491,7 +573,17 @@
         <w:t xml:space="preserve"> </w:t>
       </w:r>
       <w:r>
-        <w:t xml:space="preserve">The sum of x and y. - describes what the function returns.</w:t>
+        <w:rPr>
+          <w:i/>
+          <w:iCs/>
+        </w:rPr>
+        <w:t xml:space="preserve">The sum of x and y.</w:t>
+      </w:r>
+      <w:r>
+        <w:t xml:space="preserve"> </w:t>
+      </w:r>
+      <w:r>
+        <w:t xml:space="preserve">- describes what the function returns.</w:t>
       </w:r>
     </w:p>
     <w:p>
@@ -509,7 +601,7 @@
         <w:t xml:space="preserve"> </w:t>
       </w:r>
       <w:r>
-        <w:t xml:space="preserve">provides executable R code demonstrating how to use the function</w:t>
+        <w:t xml:space="preserve">provides executable R code demonstrating how to use the function.</w:t>
       </w:r>
     </w:p>
     <w:p>
@@ -517,7 +609,7 @@
         <w:pStyle w:val="FirstParagraph"/>
       </w:pPr>
       <w:r>
-        <w:t xml:space="preserve">Typically,this function would be located in a file called add_numbers.R within a folder called /R.</w:t>
+        <w:t xml:space="preserve">Typically, this function would be located in a file called add_numbers.R within a folder called /R.</w:t>
       </w:r>
       <w:r>
         <w:t xml:space="preserve"> </w:t>
@@ -938,7 +1030,13 @@
         <w:t xml:space="preserve"> </w:t>
       </w:r>
       <w:r>
-        <w:t xml:space="preserve">tag.</w:t>
+        <w:t xml:space="preserve">tag within</w:t>
+      </w:r>
+      <w:r>
+        <w:t xml:space="preserve"> </w:t>
+      </w:r>
+      <w:r>
+        <w:t xml:space="preserve">the function documentation.</w:t>
       </w:r>
     </w:p>
     <w:bookmarkEnd w:id="25"/>
@@ -956,7 +1054,7 @@
         <w:pStyle w:val="FirstParagraph"/>
       </w:pPr>
       <w:r>
-        <w:t xml:space="preserve">The admiral R package is an open-source, modularized toolbox specifically designed for creating Analysis Data Model (ADaM) datasets within the R environment. These ADaM datasets are a mandatory component for regulatory submissions, such as New Drug Applications, to health authorities like the FDA. admiral provides a collection of reusable R functions that enable the programming community to develop CDISC-compliant ADaM datasets in a standardized and efficient manner. It promotes a</w:t>
+        <w:t xml:space="preserve">The admiral R package is an open-source, modularized toolbox specifically designed for creating Analysis Data Model (ADaM) datasets within the R environment. These ADaM datasets are a mandatory component for regulatory submissions to health authorities like the FDA. admiral provides a collection of reusable R functions that enable the programming community to develop CDISC-compliant ADaM datasets in a standardized and efficient manner. It promotes a</w:t>
       </w:r>
       <w:r>
         <w:t xml:space="preserve"> </w:t>
@@ -1000,7 +1098,7 @@
         <w:t xml:space="preserve"> </w:t>
       </w:r>
       <w:r>
-        <w:t xml:space="preserve">mission.</w:t>
+        <w:t xml:space="preserve">mission. The advent of AI/LLMs that can easily harvest information makes this even more paramount, i.e. improving function documentation. Chat bots and coding agents harvesting poor documentation examples could impact the use of a package. As admiral wants to stay relevant with the times, improving our documentation for both users and AI/LLMs became a very important goal for us in 2024/2025.</w:t>
       </w:r>
     </w:p>
     <w:bookmarkEnd w:id="26"/>
@@ -1031,19 +1129,25 @@
         <w:t xml:space="preserve"> </w:t>
       </w:r>
       <w:r>
-        <w:t xml:space="preserve">your package’s function is developed in a way that the functions are flexible, then</w:t>
-      </w:r>
-      <w:r>
-        <w:t xml:space="preserve"> </w:t>
-      </w:r>
-      <w:r>
-        <w:t xml:space="preserve">you will need to showcase this flexibility with examples. To first introduce this problem</w:t>
-      </w:r>
-      <w:r>
-        <w:t xml:space="preserve"> </w:t>
-      </w:r>
-      <w:r>
-        <w:t xml:space="preserve">with a simple example, we will look at dplyr R package looking at the arrange()</w:t>
+        <w:t xml:space="preserve">your package’s functions are developed in a way that the functions are flexible, then</w:t>
+      </w:r>
+      <w:r>
+        <w:t xml:space="preserve"> </w:t>
+      </w:r>
+      <w:r>
+        <w:t xml:space="preserve">you will need to showcase this flexibility with examples. Therefore, flexibility</w:t>
+      </w:r>
+      <w:r>
+        <w:t xml:space="preserve"> </w:t>
+      </w:r>
+      <w:r>
+        <w:t xml:space="preserve">introduces the need for more examples. To first introduce this problem</w:t>
+      </w:r>
+      <w:r>
+        <w:t xml:space="preserve"> </w:t>
+      </w:r>
+      <w:r>
+        <w:t xml:space="preserve">with a simple example, we will look at the dplyr R package looking at the arrange()</w:t>
       </w:r>
       <w:r>
         <w:t xml:space="preserve"> </w:t>
@@ -1066,7 +1170,7 @@
               <a:graphicData uri="http://schemas.openxmlformats.org/drawingml/2006/picture">
                 <pic:pic>
                   <pic:nvPicPr>
-                    <pic:cNvPr descr="dplyr_ex.png" id="30" name="Picture"/>
+                    <pic:cNvPr descr="images/dplyr_ex.png" id="30" name="Picture"/>
                     <pic:cNvPicPr>
                       <a:picLocks noChangeArrowheads="1" noChangeAspect="1"/>
                     </pic:cNvPicPr>
@@ -1110,7 +1214,7 @@
         <w:t xml:space="preserve"> </w:t>
       </w:r>
       <w:r>
-        <w:t xml:space="preserve">examples. In the screenshot above, the two red arrows on the left are to highlight where</w:t>
+        <w:t xml:space="preserve">examples. In the screenshot above for the dplyr arrange() documentation, the two red arrows on the left are to highlight where</w:t>
       </w:r>
       <w:r>
         <w:t xml:space="preserve"> </w:t>
@@ -1134,7 +1238,7 @@
         <w:t xml:space="preserve"> </w:t>
       </w:r>
       <w:r>
-        <w:t xml:space="preserve">When you click the link it will take you to the top of the examples.</w:t>
+        <w:t xml:space="preserve">When you click the Example link on right-side it will take you to the top of the examples.</w:t>
       </w:r>
     </w:p>
     <w:bookmarkEnd w:id="31"/>
@@ -1202,7 +1306,7 @@
               <a:graphicData uri="http://schemas.openxmlformats.org/drawingml/2006/picture">
                 <pic:pic>
                   <pic:nvPicPr>
-                    <pic:cNvPr descr="admiral_1_2.png" id="34" name="Picture"/>
+                    <pic:cNvPr descr="images/admiral_1_2.png" id="34" name="Picture"/>
                     <pic:cNvPicPr>
                       <a:picLocks noChangeArrowheads="1" noChangeAspect="1"/>
                     </pic:cNvPicPr>
@@ -1240,13 +1344,13 @@
         <w:pStyle w:val="BodyText"/>
       </w:pPr>
       <w:r>
-        <w:t xml:space="preserve">The pattern of red arrows is similar to the dplyr arrange function. The left side</w:t>
-      </w:r>
-      <w:r>
-        <w:t xml:space="preserve"> </w:t>
-      </w:r>
-      <w:r>
-        <w:t xml:space="preserve">two red arrows have comments inserted to show how the function can be used</w:t>
+        <w:t xml:space="preserve">The pattern of red arrows is similar to the dplyr arrange() function. The left side</w:t>
+      </w:r>
+      <w:r>
+        <w:t xml:space="preserve"> </w:t>
+      </w:r>
+      <w:r>
+        <w:t xml:space="preserve">two red arrows have comments inserted to break up the different and examples and show how the function can be used</w:t>
       </w:r>
       <w:r>
         <w:t xml:space="preserve"> </w:t>
@@ -1258,7 +1362,7 @@
         <w:t xml:space="preserve"> </w:t>
       </w:r>
       <w:r>
-        <w:t xml:space="preserve">When you click the link it will take you to the top of the examples.</w:t>
+        <w:t xml:space="preserve">When you click the Examples link it will take you to the top of the examples. The documentation is extensive for this function, but the display of examples is jumbled together. There is room for improvement!</w:t>
       </w:r>
     </w:p>
     <w:bookmarkEnd w:id="35"/>
@@ -1285,7 +1389,7 @@
               <a:graphicData uri="http://schemas.openxmlformats.org/drawingml/2006/picture">
                 <pic:pic>
                   <pic:nvPicPr>
-                    <pic:cNvPr descr="admiral_1_3.png" id="38" name="Picture"/>
+                    <pic:cNvPr descr="images/admiral_1_3.png" id="38" name="Picture"/>
                     <pic:cNvPicPr>
                       <a:picLocks noChangeArrowheads="1" noChangeAspect="1"/>
                     </pic:cNvPicPr>
@@ -1377,13 +1481,13 @@
       </w:r>
     </w:p>
     <w:bookmarkEnd w:id="39"/>
-    <w:bookmarkStart w:id="40" w:name="admiral-on-roxygen-steroids---overview"/>
+    <w:bookmarkStart w:id="40" w:name="admiral-on-roxygen-steroids"/>
     <w:p>
       <w:pPr>
         <w:pStyle w:val="Heading3"/>
       </w:pPr>
       <w:r>
-        <w:t xml:space="preserve">admiral on roxygen steroids - overview</w:t>
+        <w:t xml:space="preserve">admiral on roxygen steroids</w:t>
       </w:r>
     </w:p>
     <w:p>
@@ -1716,14 +1820,117 @@
         <w:t xml:space="preserve"> </w:t>
       </w:r>
       <w:r>
-        <w:t xml:space="preserve">is declared, it will open up the following tags:</w:t>
-      </w:r>
-      <w:r>
-        <w:t xml:space="preserve"> </w:t>
-      </w:r>
+        <w:t xml:space="preserve">is declared, you can now use the following tags:</w:t>
+      </w:r>
+    </w:p>
+    <w:p>
+      <w:pPr>
+        <w:pStyle w:val="Compact"/>
+        <w:numPr>
+          <w:ilvl w:val="0"/>
+          <w:numId w:val="1002"/>
+        </w:numPr>
+      </w:pPr>
       <w:r>
         <w:t xml:space="preserve">@caption</w:t>
       </w:r>
+    </w:p>
+    <w:p>
+      <w:pPr>
+        <w:pStyle w:val="Compact"/>
+        <w:numPr>
+          <w:ilvl w:val="0"/>
+          <w:numId w:val="1002"/>
+        </w:numPr>
+      </w:pPr>
+      <w:r>
+        <w:t xml:space="preserve">@info</w:t>
+      </w:r>
+    </w:p>
+    <w:p>
+      <w:pPr>
+        <w:pStyle w:val="Compact"/>
+        <w:numPr>
+          <w:ilvl w:val="0"/>
+          <w:numId w:val="1002"/>
+        </w:numPr>
+      </w:pPr>
+      <w:r>
+        <w:t xml:space="preserve">@code</w:t>
+      </w:r>
+    </w:p>
+    <w:p>
+      <w:pPr>
+        <w:pStyle w:val="FirstParagraph"/>
+      </w:pPr>
+      <w:r>
+        <w:t xml:space="preserve">@caption</w:t>
+      </w:r>
+      <w:r>
+        <w:t xml:space="preserve"> </w:t>
+      </w:r>
+      <w:r>
+        <w:t xml:space="preserve">allows for clearer titles to be declared as seen in derive_vars_dt() 1.3.0.</w:t>
+      </w:r>
+      <w:r>
+        <w:t xml:space="preserve"> </w:t>
+      </w:r>
+      <w:r>
+        <w:t xml:space="preserve">@info</w:t>
+      </w:r>
+      <w:r>
+        <w:t xml:space="preserve"> </w:t>
+      </w:r>
+      <w:r>
+        <w:t xml:space="preserve">allows for more detailed descriptions per example. Finally,</w:t>
+      </w:r>
+      <w:r>
+        <w:t xml:space="preserve"> </w:t>
+      </w:r>
+      <w:r>
+        <w:rPr>
+          <w:rStyle w:val="VerbatimChar"/>
+        </w:rPr>
+        <w:t xml:space="preserve">@code</w:t>
+      </w:r>
+      <w:r>
+        <w:t xml:space="preserve"> </w:t>
+      </w:r>
+      <w:r>
+        <w:t xml:space="preserve">is the specific</w:t>
+      </w:r>
+      <w:r>
+        <w:t xml:space="preserve"> </w:t>
+      </w:r>
+      <w:r>
+        <w:t xml:space="preserve">code needed for the example. You can repeat this pattern to showcase many examples,</w:t>
+      </w:r>
+      <w:r>
+        <w:t xml:space="preserve"> </w:t>
+      </w:r>
+      <w:r>
+        <w:t xml:space="preserve">like we saw for derive_vars_dt() 1.3.0 on the right-hand side of the above image. Please note that not every function in admiral has this enhancement, just ones that have many examples to showcase the range of the function.</w:t>
+      </w:r>
+    </w:p>
+    <w:p>
+      <w:pPr>
+        <w:pStyle w:val="BodyText"/>
+      </w:pPr>
+      <w:r>
+        <w:t xml:space="preserve">Below you will find the .Rd portion of our demo_fun() function. This .Rd is generated in the same process as discussed above. I have removed the</w:t>
+      </w:r>
+      <w:r>
+        <w:t xml:space="preserve"> </w:t>
+      </w:r>
+      <w:r>
+        <w:t xml:space="preserve">section pertaining to the previously discussed arguments to save some space and only showcase the sections generated for</w:t>
+      </w:r>
+      <w:r>
+        <w:t xml:space="preserve"> </w:t>
+      </w:r>
+      <w:r>
+        <w:t xml:space="preserve">@caption</w:t>
+      </w:r>
       <w:r>
         <w:t xml:space="preserve">,</w:t>
       </w:r>
@@ -1743,58 +1950,534 @@
         <w:t xml:space="preserve">@code</w:t>
       </w:r>
       <w:r>
-        <w:t xml:space="preserve">. These new tags allow for clear titles to be declared using</w:t>
-      </w:r>
-      <w:r>
-        <w:t xml:space="preserve"> </w:t>
-      </w:r>
-      <w:r>
-        <w:t xml:space="preserve">@caption</w:t>
-      </w:r>
-      <w:r>
-        <w:t xml:space="preserve">,</w:t>
-      </w:r>
-      <w:r>
-        <w:t xml:space="preserve"> </w:t>
-      </w:r>
-      <w:r>
-        <w:t xml:space="preserve">with detailed descriptions using</w:t>
-      </w:r>
-      <w:r>
-        <w:t xml:space="preserve"> </w:t>
-      </w:r>
-      <w:r>
-        <w:t xml:space="preserve">@info</w:t>
-      </w:r>
-      <w:r>
-        <w:t xml:space="preserve"> </w:t>
-      </w:r>
-      <w:r>
-        <w:t xml:space="preserve">and write specific code after the</w:t>
-      </w:r>
-      <w:r>
-        <w:t xml:space="preserve"> </w:t>
-      </w:r>
-      <w:r>
-        <w:t xml:space="preserve">@code</w:t>
-      </w:r>
-      <w:r>
-        <w:t xml:space="preserve"> </w:t>
-      </w:r>
-      <w:r>
-        <w:t xml:space="preserve">tag for the</w:t>
-      </w:r>
-      <w:r>
-        <w:t xml:space="preserve"> </w:t>
-      </w:r>
-      <w:r>
-        <w:t xml:space="preserve">specific example. You can repeat this pattern to showcase many examples,</w:t>
-      </w:r>
-      <w:r>
-        <w:t xml:space="preserve"> </w:t>
-      </w:r>
-      <w:r>
-        <w:t xml:space="preserve">like we saw for derive_vars_dt() 1.3.0 on the right-hand side of the above image.</w:t>
+        <w:t xml:space="preserve">. Again, you don’t want to</w:t>
+      </w:r>
+      <w:r>
+        <w:t xml:space="preserve"> </w:t>
+      </w:r>
+      <w:r>
+        <w:t xml:space="preserve">manually create this either!</w:t>
+      </w:r>
+    </w:p>
+    <w:p>
+      <w:pPr>
+        <w:pStyle w:val="SourceCode"/>
+      </w:pPr>
+      <w:r>
+        <w:rPr>
+          <w:rStyle w:val="ExtensionTok"/>
+        </w:rPr>
+        <w:t xml:space="preserve">%</w:t>
+      </w:r>
+      <w:r>
+        <w:rPr>
+          <w:rStyle w:val="NormalTok"/>
+        </w:rPr>
+        <w:t xml:space="preserve"> Generated by roxygen2: do not edit by hand</w:t>
+      </w:r>
+      <w:r>
+        <w:br/>
+      </w:r>
+      <w:r>
+        <w:rPr>
+          <w:rStyle w:val="ExtensionTok"/>
+        </w:rPr>
+        <w:t xml:space="preserve">%</w:t>
+      </w:r>
+      <w:r>
+        <w:rPr>
+          <w:rStyle w:val="NormalTok"/>
+        </w:rPr>
+        <w:t xml:space="preserve"> Please edit documentation in R/demo_fun.R</w:t>
+      </w:r>
+      <w:r>
+        <w:br/>
+      </w:r>
+      <w:r>
+        <w:rPr>
+          <w:rStyle w:val="ExtensionTok"/>
+        </w:rPr>
+        <w:t xml:space="preserve">\name{demo_fun}</w:t>
+      </w:r>
+      <w:r>
+        <w:br/>
+      </w:r>
+      <w:r>
+        <w:rPr>
+          <w:rStyle w:val="ExtensionTok"/>
+        </w:rPr>
+        <w:t xml:space="preserve">\alias{demo_fun}</w:t>
+      </w:r>
+      <w:r>
+        <w:br/>
+      </w:r>
+      <w:r>
+        <w:rPr>
+          <w:rStyle w:val="ExtensionTok"/>
+        </w:rPr>
+        <w:t xml:space="preserve">\title{A</w:t>
+      </w:r>
+      <w:r>
+        <w:rPr>
+          <w:rStyle w:val="NormalTok"/>
+        </w:rPr>
+        <w:t xml:space="preserve"> Demo Function}</w:t>
+      </w:r>
+      <w:r>
+        <w:br/>
+      </w:r>
+      <w:r>
+        <w:rPr>
+          <w:rStyle w:val="ExtensionTok"/>
+        </w:rPr>
+        <w:t xml:space="preserve">\usage{</w:t>
+      </w:r>
+      <w:r>
+        <w:br/>
+      </w:r>
+      <w:r>
+        <w:rPr>
+          <w:rStyle w:val="ExtensionTok"/>
+        </w:rPr>
+        <w:t xml:space="preserve">demo_fun</w:t>
+      </w:r>
+      <w:r>
+        <w:rPr>
+          <w:rStyle w:val="ErrorTok"/>
+        </w:rPr>
+        <w:t xml:space="preserve">(</w:t>
+      </w:r>
+      <w:r>
+        <w:rPr>
+          <w:rStyle w:val="ExtensionTok"/>
+        </w:rPr>
+        <w:t xml:space="preserve">x,</w:t>
+      </w:r>
+      <w:r>
+        <w:rPr>
+          <w:rStyle w:val="NormalTok"/>
+        </w:rPr>
+        <w:t xml:space="preserve"> number = 1, letter = </w:t>
+      </w:r>
+      <w:r>
+        <w:rPr>
+          <w:rStyle w:val="StringTok"/>
+        </w:rPr>
+        <w:t xml:space="preserve">"a"</w:t>
+      </w:r>
+      <w:r>
+        <w:rPr>
+          <w:rStyle w:val="KeywordTok"/>
+        </w:rPr>
+        <w:t xml:space="preserve">)</w:t>
+      </w:r>
+      <w:r>
+        <w:br/>
+      </w:r>
+      <w:r>
+        <w:rPr>
+          <w:rStyle w:val="ErrorTok"/>
+        </w:rPr>
+        <w:t xml:space="preserve">}</w:t>
+      </w:r>
+      <w:r>
+        <w:br/>
+      </w:r>
+      <w:r>
+        <w:br/>
+      </w:r>
+      <w:r>
+        <w:rPr>
+          <w:rStyle w:val="ExtensionTok"/>
+        </w:rPr>
+        <w:t xml:space="preserve">...</w:t>
+      </w:r>
+      <w:r>
+        <w:br/>
+      </w:r>
+      <w:r>
+        <w:br/>
+      </w:r>
+      <w:r>
+        <w:rPr>
+          <w:rStyle w:val="ExtensionTok"/>
+        </w:rPr>
+        <w:t xml:space="preserve">\keyword{internal}</w:t>
+      </w:r>
+      <w:r>
+        <w:br/>
+      </w:r>
+      <w:r>
+        <w:rPr>
+          <w:rStyle w:val="ExtensionTok"/>
+        </w:rPr>
+        <w:t xml:space="preserve">\section{Examples}{</w:t>
+      </w:r>
+      <w:r>
+        <w:br/>
+      </w:r>
+      <w:r>
+        <w:br/>
+      </w:r>
+      <w:r>
+        <w:rPr>
+          <w:rStyle w:val="ExtensionTok"/>
+        </w:rPr>
+        <w:t xml:space="preserve">This</w:t>
+      </w:r>
+      <w:r>
+        <w:rPr>
+          <w:rStyle w:val="NormalTok"/>
+        </w:rPr>
+        <w:t xml:space="preserve"> is the introduction.</w:t>
+      </w:r>
+      <w:r>
+        <w:br/>
+      </w:r>
+      <w:r>
+        <w:rPr>
+          <w:rStyle w:val="ExtensionTok"/>
+        </w:rPr>
+        <w:t xml:space="preserve">\subsection{A</w:t>
+      </w:r>
+      <w:r>
+        <w:rPr>
+          <w:rStyle w:val="NormalTok"/>
+        </w:rPr>
+        <w:t xml:space="preserve"> simple example}{</w:t>
+      </w:r>
+      <w:r>
+        <w:br/>
+      </w:r>
+      <w:r>
+        <w:br/>
+      </w:r>
+      <w:r>
+        <w:rPr>
+          <w:rStyle w:val="ExtensionTok"/>
+        </w:rPr>
+        <w:t xml:space="preserve">This</w:t>
+      </w:r>
+      <w:r>
+        <w:rPr>
+          <w:rStyle w:val="NormalTok"/>
+        </w:rPr>
+        <w:t xml:space="preserve"> is a simple example showing the default behaviour.</w:t>
+      </w:r>
+      <w:r>
+        <w:br/>
+      </w:r>
+      <w:r>
+        <w:br/>
+      </w:r>
+      <w:r>
+        <w:rPr>
+          <w:rStyle w:val="ExtensionTok"/>
+        </w:rPr>
+        <w:t xml:space="preserve">\if{html}{\out{</w:t>
+      </w:r>
+      <w:r>
+        <w:rPr>
+          <w:rStyle w:val="OperatorTok"/>
+        </w:rPr>
+        <w:t xml:space="preserve">&lt;</w:t>
+      </w:r>
+      <w:r>
+        <w:rPr>
+          <w:rStyle w:val="NormalTok"/>
+        </w:rPr>
+        <w:t xml:space="preserve">div </w:t>
+      </w:r>
+      <w:r>
+        <w:rPr>
+          <w:rStyle w:val="VariableTok"/>
+        </w:rPr>
+        <w:t xml:space="preserve">class</w:t>
+      </w:r>
+      <w:r>
+        <w:rPr>
+          <w:rStyle w:val="OperatorTok"/>
+        </w:rPr>
+        <w:t xml:space="preserve">=</w:t>
+      </w:r>
+      <w:r>
+        <w:rPr>
+          <w:rStyle w:val="StringTok"/>
+        </w:rPr>
+        <w:t xml:space="preserve">"sourceCode r"</w:t>
+      </w:r>
+      <w:r>
+        <w:rPr>
+          <w:rStyle w:val="OperatorTok"/>
+        </w:rPr>
+        <w:t xml:space="preserve">&gt;</w:t>
+      </w:r>
+      <w:r>
+        <w:rPr>
+          <w:rStyle w:val="NormalTok"/>
+        </w:rPr>
+        <w:t xml:space="preserve">}}\preformatted{demo_fun</w:t>
+      </w:r>
+      <w:r>
+        <w:rPr>
+          <w:rStyle w:val="KeywordTok"/>
+        </w:rPr>
+        <w:t xml:space="preserve">(</w:t>
+      </w:r>
+      <w:r>
+        <w:rPr>
+          <w:rStyle w:val="ExtensionTok"/>
+        </w:rPr>
+        <w:t xml:space="preserve">1</w:t>
+      </w:r>
+      <w:r>
+        <w:rPr>
+          <w:rStyle w:val="KeywordTok"/>
+        </w:rPr>
+        <w:t xml:space="preserve">)</w:t>
+      </w:r>
+      <w:r>
+        <w:br/>
+      </w:r>
+      <w:r>
+        <w:rPr>
+          <w:rStyle w:val="CommentTok"/>
+        </w:rPr>
+        <w:t xml:space="preserve">#&gt; [1] 42}\if{html}{\out{&lt;/div&gt;</w:t>
+      </w:r>
+      <w:r>
+        <w:rPr>
+          <w:rStyle w:val="RegionMarkerTok"/>
+        </w:rPr>
+        <w:t xml:space="preserve">}}}</w:t>
+      </w:r>
+      <w:r>
+        <w:br/>
+      </w:r>
+      <w:r>
+        <w:rPr>
+          <w:rStyle w:val="ExtensionTok"/>
+        </w:rPr>
+        <w:t xml:space="preserve">\subsection{An</w:t>
+      </w:r>
+      <w:r>
+        <w:rPr>
+          <w:rStyle w:val="NormalTok"/>
+        </w:rPr>
+        <w:t xml:space="preserve"> example with a different letter}{</w:t>
+      </w:r>
+      <w:r>
+        <w:br/>
+      </w:r>
+      <w:r>
+        <w:br/>
+      </w:r>
+      <w:r>
+        <w:rPr>
+          <w:rStyle w:val="ExtensionTok"/>
+        </w:rPr>
+        <w:t xml:space="preserve">This</w:t>
+      </w:r>
+      <w:r>
+        <w:rPr>
+          <w:rStyle w:val="NormalTok"/>
+        </w:rPr>
+        <w:t xml:space="preserve"> example shows that the </w:t>
+      </w:r>
+      <w:r>
+        <w:rPr>
+          <w:rStyle w:val="DataTypeTok"/>
+        </w:rPr>
+        <w:t xml:space="preserve">\c</w:t>
+      </w:r>
+      <w:r>
+        <w:rPr>
+          <w:rStyle w:val="NormalTok"/>
+        </w:rPr>
+        <w:t xml:space="preserve">ode{letter} argument does not affect the output.</w:t>
+      </w:r>
+      <w:r>
+        <w:br/>
+      </w:r>
+      <w:r>
+        <w:br/>
+      </w:r>
+      <w:r>
+        <w:rPr>
+          <w:rStyle w:val="ExtensionTok"/>
+        </w:rPr>
+        <w:t xml:space="preserve">\if{html}{\out{</w:t>
+      </w:r>
+      <w:r>
+        <w:rPr>
+          <w:rStyle w:val="OperatorTok"/>
+        </w:rPr>
+        <w:t xml:space="preserve">&lt;</w:t>
+      </w:r>
+      <w:r>
+        <w:rPr>
+          <w:rStyle w:val="NormalTok"/>
+        </w:rPr>
+        <w:t xml:space="preserve">div </w:t>
+      </w:r>
+      <w:r>
+        <w:rPr>
+          <w:rStyle w:val="VariableTok"/>
+        </w:rPr>
+        <w:t xml:space="preserve">class</w:t>
+      </w:r>
+      <w:r>
+        <w:rPr>
+          <w:rStyle w:val="OperatorTok"/>
+        </w:rPr>
+        <w:t xml:space="preserve">=</w:t>
+      </w:r>
+      <w:r>
+        <w:rPr>
+          <w:rStyle w:val="StringTok"/>
+        </w:rPr>
+        <w:t xml:space="preserve">"sourceCode r"</w:t>
+      </w:r>
+      <w:r>
+        <w:rPr>
+          <w:rStyle w:val="OperatorTok"/>
+        </w:rPr>
+        <w:t xml:space="preserve">&gt;</w:t>
+      </w:r>
+      <w:r>
+        <w:rPr>
+          <w:rStyle w:val="NormalTok"/>
+        </w:rPr>
+        <w:t xml:space="preserve">}}\preformatted{demo_fun</w:t>
+      </w:r>
+      <w:r>
+        <w:rPr>
+          <w:rStyle w:val="KeywordTok"/>
+        </w:rPr>
+        <w:t xml:space="preserve">(</w:t>
+      </w:r>
+      <w:r>
+        <w:rPr>
+          <w:rStyle w:val="ExtensionTok"/>
+        </w:rPr>
+        <w:t xml:space="preserve">1,</w:t>
+      </w:r>
+      <w:r>
+        <w:rPr>
+          <w:rStyle w:val="NormalTok"/>
+        </w:rPr>
+        <w:t xml:space="preserve"> letter = </w:t>
+      </w:r>
+      <w:r>
+        <w:rPr>
+          <w:rStyle w:val="StringTok"/>
+        </w:rPr>
+        <w:t xml:space="preserve">"b"</w:t>
+      </w:r>
+      <w:r>
+        <w:rPr>
+          <w:rStyle w:val="KeywordTok"/>
+        </w:rPr>
+        <w:t xml:space="preserve">)</w:t>
+      </w:r>
+      <w:r>
+        <w:br/>
+      </w:r>
+      <w:r>
+        <w:rPr>
+          <w:rStyle w:val="CommentTok"/>
+        </w:rPr>
+        <w:t xml:space="preserve">#&gt; [1] 42}\if{html}{\out{&lt;/div&gt;</w:t>
+      </w:r>
+      <w:r>
+        <w:rPr>
+          <w:rStyle w:val="RegionMarkerTok"/>
+        </w:rPr>
+        <w:t xml:space="preserve">}}}</w:t>
+      </w:r>
+      <w:r>
+        <w:rPr>
+          <w:rStyle w:val="CommentTok"/>
+        </w:rPr>
+        <w:t xml:space="preserve">}</w:t>
+      </w:r>
+    </w:p>
+    <w:bookmarkEnd w:id="40"/>
+    <w:bookmarkStart w:id="47" w:name="admiral-roxygen-behind-the-scenes"/>
+    <w:p>
+      <w:pPr>
+        <w:pStyle w:val="Heading3"/>
+      </w:pPr>
+      <w:r>
+        <w:t xml:space="preserve">admiral roxygen behind the scenes</w:t>
+      </w:r>
+    </w:p>
+    <w:p>
+      <w:pPr>
+        <w:pStyle w:val="FirstParagraph"/>
+      </w:pPr>
+      <w:r>
+        <w:t xml:space="preserve">The admiral R package has a dependency package called admiraldev, which houses</w:t>
+      </w:r>
+      <w:r>
+        <w:t xml:space="preserve"> </w:t>
+      </w:r>
+      <w:r>
+        <w:t xml:space="preserve">utility functions not needed by the user to do ADaM derivations. A lot of these utility</w:t>
+      </w:r>
+      <w:r>
+        <w:t xml:space="preserve"> </w:t>
+      </w:r>
+      <w:r>
+        <w:t xml:space="preserve">functions are to check user inputs and provide feedback to the users on issues with their data. The package</w:t>
+      </w:r>
+      <w:r>
+        <w:t xml:space="preserve"> </w:t>
+      </w:r>
+      <w:r>
+        <w:t xml:space="preserve">is also home to developer utilities and so houses the roclet extension functions contained within</w:t>
+      </w:r>
+      <w:r>
+        <w:t xml:space="preserve"> </w:t>
+      </w:r>
+      <w:r>
+        <w:t xml:space="preserve">a file called rdx_roclet.R. Readers are encouraged to review the file on the admiraldev GitHub linked</w:t>
+      </w:r>
+      <w:r>
+        <w:t xml:space="preserve"> </w:t>
+      </w:r>
+      <w:r>
+        <w:t xml:space="preserve">in the References below. The rdx_roclet.R file contains</w:t>
+      </w:r>
+      <w:r>
+        <w:t xml:space="preserve"> </w:t>
+      </w:r>
+      <w:r>
+        <w:t xml:space="preserve">several powerful functions to extend the standard roclet, meaning the functions first performs its</w:t>
+      </w:r>
+      <w:r>
+        <w:t xml:space="preserve"> </w:t>
+      </w:r>
+      <w:r>
+        <w:t xml:space="preserve">own custom processing first, and then delegates to the standard rd roclet to</w:t>
+      </w:r>
+      <w:r>
+        <w:t xml:space="preserve"> </w:t>
+      </w:r>
+      <w:r>
+        <w:t xml:space="preserve">finish generating the .Rd file. This allows it to introduce new Roxygen tags and</w:t>
+      </w:r>
+      <w:r>
+        <w:t xml:space="preserve"> </w:t>
+      </w:r>
+      <w:r>
+        <w:t xml:space="preserve">modify how existing information is presented. The roxygen2 package has a great</w:t>
+      </w:r>
+      <w:r>
+        <w:t xml:space="preserve"> </w:t>
+      </w:r>
+      <w:r>
+        <w:t xml:space="preserve">article on extending the roclet which is recommended reading - linked in the References.</w:t>
       </w:r>
     </w:p>
     <w:p>
@@ -1802,536 +2485,7 @@
         <w:pStyle w:val="BodyText"/>
       </w:pPr>
       <w:r>
-        <w:t xml:space="preserve">Below you will find the .Rd portion of our demo_fun() function. I have removed the</w:t>
-      </w:r>
-      <w:r>
-        <w:t xml:space="preserve"> </w:t>
-      </w:r>
-      <w:r>
-        <w:t xml:space="preserve">section pertaining to the arguments to save some space. Again, you don’t want to</w:t>
-      </w:r>
-      <w:r>
-        <w:t xml:space="preserve"> </w:t>
-      </w:r>
-      <w:r>
-        <w:t xml:space="preserve">manually create this either!</w:t>
-      </w:r>
-    </w:p>
-    <w:p>
-      <w:pPr>
-        <w:pStyle w:val="SourceCode"/>
-      </w:pPr>
-      <w:r>
-        <w:rPr>
-          <w:rStyle w:val="ExtensionTok"/>
-        </w:rPr>
-        <w:t xml:space="preserve">%</w:t>
-      </w:r>
-      <w:r>
-        <w:rPr>
-          <w:rStyle w:val="NormalTok"/>
-        </w:rPr>
-        <w:t xml:space="preserve"> Generated by roxygen2: do not edit by hand</w:t>
-      </w:r>
-      <w:r>
-        <w:br/>
-      </w:r>
-      <w:r>
-        <w:rPr>
-          <w:rStyle w:val="ExtensionTok"/>
-        </w:rPr>
-        <w:t xml:space="preserve">%</w:t>
-      </w:r>
-      <w:r>
-        <w:rPr>
-          <w:rStyle w:val="NormalTok"/>
-        </w:rPr>
-        <w:t xml:space="preserve"> Please edit documentation in R/demo_fun.R</w:t>
-      </w:r>
-      <w:r>
-        <w:br/>
-      </w:r>
-      <w:r>
-        <w:rPr>
-          <w:rStyle w:val="ExtensionTok"/>
-        </w:rPr>
-        <w:t xml:space="preserve">\name{demo_fun}</w:t>
-      </w:r>
-      <w:r>
-        <w:br/>
-      </w:r>
-      <w:r>
-        <w:rPr>
-          <w:rStyle w:val="ExtensionTok"/>
-        </w:rPr>
-        <w:t xml:space="preserve">\alias{demo_fun}</w:t>
-      </w:r>
-      <w:r>
-        <w:br/>
-      </w:r>
-      <w:r>
-        <w:rPr>
-          <w:rStyle w:val="ExtensionTok"/>
-        </w:rPr>
-        <w:t xml:space="preserve">\title{A</w:t>
-      </w:r>
-      <w:r>
-        <w:rPr>
-          <w:rStyle w:val="NormalTok"/>
-        </w:rPr>
-        <w:t xml:space="preserve"> Demo Function}</w:t>
-      </w:r>
-      <w:r>
-        <w:br/>
-      </w:r>
-      <w:r>
-        <w:rPr>
-          <w:rStyle w:val="ExtensionTok"/>
-        </w:rPr>
-        <w:t xml:space="preserve">\usage{</w:t>
-      </w:r>
-      <w:r>
-        <w:br/>
-      </w:r>
-      <w:r>
-        <w:rPr>
-          <w:rStyle w:val="ExtensionTok"/>
-        </w:rPr>
-        <w:t xml:space="preserve">demo_fun</w:t>
-      </w:r>
-      <w:r>
-        <w:rPr>
-          <w:rStyle w:val="ErrorTok"/>
-        </w:rPr>
-        <w:t xml:space="preserve">(</w:t>
-      </w:r>
-      <w:r>
-        <w:rPr>
-          <w:rStyle w:val="ExtensionTok"/>
-        </w:rPr>
-        <w:t xml:space="preserve">x,</w:t>
-      </w:r>
-      <w:r>
-        <w:rPr>
-          <w:rStyle w:val="NormalTok"/>
-        </w:rPr>
-        <w:t xml:space="preserve"> number = 1, letter = </w:t>
-      </w:r>
-      <w:r>
-        <w:rPr>
-          <w:rStyle w:val="StringTok"/>
-        </w:rPr>
-        <w:t xml:space="preserve">"a"</w:t>
-      </w:r>
-      <w:r>
-        <w:rPr>
-          <w:rStyle w:val="KeywordTok"/>
-        </w:rPr>
-        <w:t xml:space="preserve">)</w:t>
-      </w:r>
-      <w:r>
-        <w:br/>
-      </w:r>
-      <w:r>
-        <w:rPr>
-          <w:rStyle w:val="ErrorTok"/>
-        </w:rPr>
-        <w:t xml:space="preserve">}</w:t>
-      </w:r>
-      <w:r>
-        <w:br/>
-      </w:r>
-      <w:r>
-        <w:br/>
-      </w:r>
-      <w:r>
-        <w:rPr>
-          <w:rStyle w:val="ExtensionTok"/>
-        </w:rPr>
-        <w:t xml:space="preserve">...</w:t>
-      </w:r>
-      <w:r>
-        <w:br/>
-      </w:r>
-      <w:r>
-        <w:br/>
-      </w:r>
-      <w:r>
-        <w:rPr>
-          <w:rStyle w:val="ExtensionTok"/>
-        </w:rPr>
-        <w:t xml:space="preserve">\keyword{internal}</w:t>
-      </w:r>
-      <w:r>
-        <w:br/>
-      </w:r>
-      <w:r>
-        <w:rPr>
-          <w:rStyle w:val="ExtensionTok"/>
-        </w:rPr>
-        <w:t xml:space="preserve">\section{Examples}{</w:t>
-      </w:r>
-      <w:r>
-        <w:br/>
-      </w:r>
-      <w:r>
-        <w:br/>
-      </w:r>
-      <w:r>
-        <w:rPr>
-          <w:rStyle w:val="ExtensionTok"/>
-        </w:rPr>
-        <w:t xml:space="preserve">This</w:t>
-      </w:r>
-      <w:r>
-        <w:rPr>
-          <w:rStyle w:val="NormalTok"/>
-        </w:rPr>
-        <w:t xml:space="preserve"> is the introduction.</w:t>
-      </w:r>
-      <w:r>
-        <w:br/>
-      </w:r>
-      <w:r>
-        <w:rPr>
-          <w:rStyle w:val="ExtensionTok"/>
-        </w:rPr>
-        <w:t xml:space="preserve">\subsection{A</w:t>
-      </w:r>
-      <w:r>
-        <w:rPr>
-          <w:rStyle w:val="NormalTok"/>
-        </w:rPr>
-        <w:t xml:space="preserve"> simple example}{</w:t>
-      </w:r>
-      <w:r>
-        <w:br/>
-      </w:r>
-      <w:r>
-        <w:br/>
-      </w:r>
-      <w:r>
-        <w:rPr>
-          <w:rStyle w:val="ExtensionTok"/>
-        </w:rPr>
-        <w:t xml:space="preserve">This</w:t>
-      </w:r>
-      <w:r>
-        <w:rPr>
-          <w:rStyle w:val="NormalTok"/>
-        </w:rPr>
-        <w:t xml:space="preserve"> is a simple example showing the default behaviour.</w:t>
-      </w:r>
-      <w:r>
-        <w:br/>
-      </w:r>
-      <w:r>
-        <w:br/>
-      </w:r>
-      <w:r>
-        <w:rPr>
-          <w:rStyle w:val="ExtensionTok"/>
-        </w:rPr>
-        <w:t xml:space="preserve">\if{html}{\out{</w:t>
-      </w:r>
-      <w:r>
-        <w:rPr>
-          <w:rStyle w:val="OperatorTok"/>
-        </w:rPr>
-        <w:t xml:space="preserve">&lt;</w:t>
-      </w:r>
-      <w:r>
-        <w:rPr>
-          <w:rStyle w:val="NormalTok"/>
-        </w:rPr>
-        <w:t xml:space="preserve">div </w:t>
-      </w:r>
-      <w:r>
-        <w:rPr>
-          <w:rStyle w:val="VariableTok"/>
-        </w:rPr>
-        <w:t xml:space="preserve">class</w:t>
-      </w:r>
-      <w:r>
-        <w:rPr>
-          <w:rStyle w:val="OperatorTok"/>
-        </w:rPr>
-        <w:t xml:space="preserve">=</w:t>
-      </w:r>
-      <w:r>
-        <w:rPr>
-          <w:rStyle w:val="StringTok"/>
-        </w:rPr>
-        <w:t xml:space="preserve">"sourceCode r"</w:t>
-      </w:r>
-      <w:r>
-        <w:rPr>
-          <w:rStyle w:val="OperatorTok"/>
-        </w:rPr>
-        <w:t xml:space="preserve">&gt;</w:t>
-      </w:r>
-      <w:r>
-        <w:rPr>
-          <w:rStyle w:val="NormalTok"/>
-        </w:rPr>
-        <w:t xml:space="preserve">}}\preformatted{demo_fun</w:t>
-      </w:r>
-      <w:r>
-        <w:rPr>
-          <w:rStyle w:val="KeywordTok"/>
-        </w:rPr>
-        <w:t xml:space="preserve">(</w:t>
-      </w:r>
-      <w:r>
-        <w:rPr>
-          <w:rStyle w:val="ExtensionTok"/>
-        </w:rPr>
-        <w:t xml:space="preserve">1</w:t>
-      </w:r>
-      <w:r>
-        <w:rPr>
-          <w:rStyle w:val="KeywordTok"/>
-        </w:rPr>
-        <w:t xml:space="preserve">)</w:t>
-      </w:r>
-      <w:r>
-        <w:br/>
-      </w:r>
-      <w:r>
-        <w:rPr>
-          <w:rStyle w:val="CommentTok"/>
-        </w:rPr>
-        <w:t xml:space="preserve">#&gt; [1] 42}\if{html}{\out{&lt;/div&gt;</w:t>
-      </w:r>
-      <w:r>
-        <w:rPr>
-          <w:rStyle w:val="RegionMarkerTok"/>
-        </w:rPr>
-        <w:t xml:space="preserve">}}}</w:t>
-      </w:r>
-      <w:r>
-        <w:br/>
-      </w:r>
-      <w:r>
-        <w:rPr>
-          <w:rStyle w:val="ExtensionTok"/>
-        </w:rPr>
-        <w:t xml:space="preserve">\subsection{An</w:t>
-      </w:r>
-      <w:r>
-        <w:rPr>
-          <w:rStyle w:val="NormalTok"/>
-        </w:rPr>
-        <w:t xml:space="preserve"> example with a different letter}{</w:t>
-      </w:r>
-      <w:r>
-        <w:br/>
-      </w:r>
-      <w:r>
-        <w:br/>
-      </w:r>
-      <w:r>
-        <w:rPr>
-          <w:rStyle w:val="ExtensionTok"/>
-        </w:rPr>
-        <w:t xml:space="preserve">This</w:t>
-      </w:r>
-      <w:r>
-        <w:rPr>
-          <w:rStyle w:val="NormalTok"/>
-        </w:rPr>
-        <w:t xml:space="preserve"> example shows that the </w:t>
-      </w:r>
-      <w:r>
-        <w:rPr>
-          <w:rStyle w:val="DataTypeTok"/>
-        </w:rPr>
-        <w:t xml:space="preserve">\c</w:t>
-      </w:r>
-      <w:r>
-        <w:rPr>
-          <w:rStyle w:val="NormalTok"/>
-        </w:rPr>
-        <w:t xml:space="preserve">ode{letter} argument does not affect the output.</w:t>
-      </w:r>
-      <w:r>
-        <w:br/>
-      </w:r>
-      <w:r>
-        <w:br/>
-      </w:r>
-      <w:r>
-        <w:rPr>
-          <w:rStyle w:val="ExtensionTok"/>
-        </w:rPr>
-        <w:t xml:space="preserve">\if{html}{\out{</w:t>
-      </w:r>
-      <w:r>
-        <w:rPr>
-          <w:rStyle w:val="OperatorTok"/>
-        </w:rPr>
-        <w:t xml:space="preserve">&lt;</w:t>
-      </w:r>
-      <w:r>
-        <w:rPr>
-          <w:rStyle w:val="NormalTok"/>
-        </w:rPr>
-        <w:t xml:space="preserve">div </w:t>
-      </w:r>
-      <w:r>
-        <w:rPr>
-          <w:rStyle w:val="VariableTok"/>
-        </w:rPr>
-        <w:t xml:space="preserve">class</w:t>
-      </w:r>
-      <w:r>
-        <w:rPr>
-          <w:rStyle w:val="OperatorTok"/>
-        </w:rPr>
-        <w:t xml:space="preserve">=</w:t>
-      </w:r>
-      <w:r>
-        <w:rPr>
-          <w:rStyle w:val="StringTok"/>
-        </w:rPr>
-        <w:t xml:space="preserve">"sourceCode r"</w:t>
-      </w:r>
-      <w:r>
-        <w:rPr>
-          <w:rStyle w:val="OperatorTok"/>
-        </w:rPr>
-        <w:t xml:space="preserve">&gt;</w:t>
-      </w:r>
-      <w:r>
-        <w:rPr>
-          <w:rStyle w:val="NormalTok"/>
-        </w:rPr>
-        <w:t xml:space="preserve">}}\preformatted{demo_fun</w:t>
-      </w:r>
-      <w:r>
-        <w:rPr>
-          <w:rStyle w:val="KeywordTok"/>
-        </w:rPr>
-        <w:t xml:space="preserve">(</w:t>
-      </w:r>
-      <w:r>
-        <w:rPr>
-          <w:rStyle w:val="ExtensionTok"/>
-        </w:rPr>
-        <w:t xml:space="preserve">1,</w:t>
-      </w:r>
-      <w:r>
-        <w:rPr>
-          <w:rStyle w:val="NormalTok"/>
-        </w:rPr>
-        <w:t xml:space="preserve"> letter = </w:t>
-      </w:r>
-      <w:r>
-        <w:rPr>
-          <w:rStyle w:val="StringTok"/>
-        </w:rPr>
-        <w:t xml:space="preserve">"b"</w:t>
-      </w:r>
-      <w:r>
-        <w:rPr>
-          <w:rStyle w:val="KeywordTok"/>
-        </w:rPr>
-        <w:t xml:space="preserve">)</w:t>
-      </w:r>
-      <w:r>
-        <w:br/>
-      </w:r>
-      <w:r>
-        <w:rPr>
-          <w:rStyle w:val="CommentTok"/>
-        </w:rPr>
-        <w:t xml:space="preserve">#&gt; [1] 42}\if{html}{\out{&lt;/div&gt;</w:t>
-      </w:r>
-      <w:r>
-        <w:rPr>
-          <w:rStyle w:val="RegionMarkerTok"/>
-        </w:rPr>
-        <w:t xml:space="preserve">}}}</w:t>
-      </w:r>
-      <w:r>
-        <w:rPr>
-          <w:rStyle w:val="CommentTok"/>
-        </w:rPr>
-        <w:t xml:space="preserve">}</w:t>
-      </w:r>
-    </w:p>
-    <w:bookmarkEnd w:id="40"/>
-    <w:bookmarkStart w:id="47" w:name="Xcd8ab763f3f5292c90553174e90213c30e6db1a"/>
-    <w:p>
-      <w:pPr>
-        <w:pStyle w:val="Heading3"/>
-      </w:pPr>
-      <w:r>
-        <w:t xml:space="preserve">admiral roxygen behind the scenes - details</w:t>
-      </w:r>
-    </w:p>
-    <w:p>
-      <w:pPr>
-        <w:pStyle w:val="FirstParagraph"/>
-      </w:pPr>
-      <w:r>
-        <w:t xml:space="preserve">The admiral R package has a dependency package called admiraldev, which houses</w:t>
-      </w:r>
-      <w:r>
-        <w:t xml:space="preserve"> </w:t>
-      </w:r>
-      <w:r>
-        <w:t xml:space="preserve">utility functions not needed by the user to do ADaM derivations. A lot of these utility</w:t>
-      </w:r>
-      <w:r>
-        <w:t xml:space="preserve"> </w:t>
-      </w:r>
-      <w:r>
-        <w:t xml:space="preserve">functions are to check user inputs and provide feedback to the users on issues. The package</w:t>
-      </w:r>
-      <w:r>
-        <w:t xml:space="preserve"> </w:t>
-      </w:r>
-      <w:r>
-        <w:t xml:space="preserve">is also home to our roclet extension functions. The rdx_roclet.R file contains</w:t>
-      </w:r>
-      <w:r>
-        <w:t xml:space="preserve"> </w:t>
-      </w:r>
-      <w:r>
-        <w:t xml:space="preserve">several powerful functions to extend the standard roclet, meaning it performs its</w:t>
-      </w:r>
-      <w:r>
-        <w:t xml:space="preserve"> </w:t>
-      </w:r>
-      <w:r>
-        <w:t xml:space="preserve">own custom processing first, and then delegates to the standard rd roclet to</w:t>
-      </w:r>
-      <w:r>
-        <w:t xml:space="preserve"> </w:t>
-      </w:r>
-      <w:r>
-        <w:t xml:space="preserve">finish generating the .Rd file. This allows it to introduce new Roxygen tags and</w:t>
-      </w:r>
-      <w:r>
-        <w:t xml:space="preserve"> </w:t>
-      </w:r>
-      <w:r>
-        <w:t xml:space="preserve">modify how existing information is presented. The roxygen2 package has a great</w:t>
-      </w:r>
-      <w:r>
-        <w:t xml:space="preserve"> </w:t>
-      </w:r>
-      <w:r>
-        <w:t xml:space="preserve">article on extending the roclet which is recommended reading - https://roxygen2.r-lib.org/articles/extending.html.</w:t>
-      </w:r>
-    </w:p>
-    <w:p>
-      <w:pPr>
-        <w:pStyle w:val="BodyText"/>
-      </w:pPr>
-      <w:r>
-        <w:t xml:space="preserve">Let’s try and break down how the rdx_roclet related functions work to produce the</w:t>
+        <w:t xml:space="preserve">Let’s try and break down how the rdx_roclet.R related functions work to produce the</w:t>
       </w:r>
       <w:r>
         <w:t xml:space="preserve"> </w:t>
@@ -2343,13 +2497,7 @@
         <w:t xml:space="preserve"> </w:t>
       </w:r>
       <w:r>
-        <w:t xml:space="preserve">to explore the https://github.com/pharmaverse/admiraldev/blob/main/R/roclet_rdx.R</w:t>
-      </w:r>
-      <w:r>
-        <w:t xml:space="preserve"> </w:t>
-      </w:r>
-      <w:r>
-        <w:t xml:space="preserve">for more details.</w:t>
+        <w:t xml:space="preserve">to explore the file for more details found in the References.</w:t>
       </w:r>
     </w:p>
     <w:bookmarkStart w:id="41" w:name="X7f61bb52e653b6fd2f5ae42c3d4592938c9f190"/>
@@ -2463,7 +2611,7 @@
         <w:t xml:space="preserve"> </w:t>
       </w:r>
       <w:r>
-        <w:t xml:space="preserve">(including capturing its output and handling expected conditions), and then combines this information into a single examplex tag for the R documentation, effectively transforming descriptive and executable components into a cohesive example. Crucially, it also cleanses the executed code’s output of problematic Unicode characters to prevent LaTeX compilation errors in the final PDF manual.</w:t>
+        <w:t xml:space="preserve">(including capturing its output and handling expected conditions), and then combines this information into a single examplex tag for the documentation, effectively transforming descriptive and executable components into a cohesive example. Crucially, it also cleanses the executed code’s output of problematic Unicode characters to prevent LaTeX compilation errors in the final PDF manual.</w:t>
       </w:r>
     </w:p>
     <w:bookmarkEnd w:id="41"/>
@@ -2780,7 +2928,7 @@
         <w:pStyle w:val="BodyText"/>
       </w:pPr>
       <w:r>
-        <w:t xml:space="preserve">If an unexpected condition occurs (i.e., a warning or error not listed in expected_cnds), it will throw an error, causing the R CMD check to fail. This ensures that examples are not only documented but also correct and functional.</w:t>
+        <w:t xml:space="preserve">If an unexpected condition occurs (i.e., a warning or error not listed in expected_cnds), it will throw an error, causing the R CMD check to fail. A failing R CMD check will not pass CRAN checks. This ensures that examples are not only documented but also correct and functional.</w:t>
       </w:r>
     </w:p>
     <w:p>
@@ -2813,7 +2961,7 @@
               <a:graphicData uri="http://schemas.openxmlformats.org/drawingml/2006/picture">
                 <pic:pic>
                   <pic:nvPicPr>
-                    <pic:cNvPr descr="admiral_1_3.png" id="45" name="Picture"/>
+                    <pic:cNvPr descr="images/admiral_1_3.png" id="45" name="Picture"/>
                     <pic:cNvPicPr>
                       <a:picLocks noChangeArrowheads="1" noChangeAspect="1"/>
                     </pic:cNvPicPr>
@@ -2863,7 +3011,7 @@
         <w:pStyle w:val="FirstParagraph"/>
       </w:pPr>
       <w:r>
-        <w:t xml:space="preserve">The admiral R package, which specializes in creating Analysis Data Model (ADaM) datasets, encountered a challenge with increasingly unwieldy function documentation as its examples grew in number and complexity. To address this, admiral significantly enhanced its documentation by extending roxygen2’s roclets—a core component of R package documentation. The key innovation involved introducing custom roxygen tags:</w:t>
+        <w:t xml:space="preserve">The admiral R package, which specializes in creating Analysis Data Model (ADaM) datasets, encountered a challenge with increasingly unwieldy function documentation as its examples grew in number and complexity. Coupled with the rise of AI/LLMs that harvest documentation, the admiral team looked at home to improve their documention. To address this, admiral significantly enhanced its documentation by extending roxygen2’s roclets—a core component of R package documentation. The key innovation involved introducing custom roxygen tags:</w:t>
       </w:r>
       <w:r>
         <w:t xml:space="preserve"> </w:t>
@@ -2896,14 +3044,17 @@
         <w:t xml:space="preserve"> </w:t>
       </w:r>
       <w:r>
+        <w:rPr>
+          <w:rStyle w:val="VerbatimChar"/>
+        </w:rPr>
         <w:t xml:space="preserve">@code</w:t>
       </w:r>
       <w:r>
-        <w:t xml:space="preserve">. This roxygen extension allows for a structured and user-friendly presentation of examples, as seen in the derive_vars_dt() function. Ultimately, this method enables admiral to provide scaffolding for its examples, allowing users to easily navigate and understand complex function usage, thereby significantly improving the overall user experience and the quality of its function documentation.</w:t>
+        <w:t xml:space="preserve">. This roxygen extension allows for a structured and user-friendly presentation of examples, as seen in the derive_vars_dt() function. Ultimately, this method enables admiral to provide scaffolding for its examples, allowing users to easily navigate and understand complex function usage, thereby significantly improving the overall user experience and the quality of its function documentation and making it easier for AIs/LLMs to harvest information.</w:t>
       </w:r>
     </w:p>
     <w:bookmarkEnd w:id="49"/>
-    <w:bookmarkStart w:id="53" w:name="references"/>
+    <w:bookmarkStart w:id="57" w:name="references"/>
     <w:p>
       <w:pPr>
         <w:pStyle w:val="Heading2"/>
@@ -2917,12 +3068,46 @@
         <w:pStyle w:val="FirstParagraph"/>
       </w:pPr>
       <w:r>
+        <w:t xml:space="preserve">admiraldev rdx_roclet.R</w:t>
+      </w:r>
+      <w:r>
+        <w:t xml:space="preserve"> </w:t>
+      </w:r>
+      <w:hyperlink r:id="rId50">
+        <w:r>
+          <w:rPr>
+            <w:rStyle w:val="Hyperlink"/>
+          </w:rPr>
+          <w:t xml:space="preserve">https://github.com/pharmaverse/admiraldev/blob/main/R/roclet_rdx.R</w:t>
+        </w:r>
+      </w:hyperlink>
+      <w:r>
+        <w:t xml:space="preserve"> </w:t>
+      </w:r>
+      <w:r>
+        <w:t xml:space="preserve">Extending Roclets.</w:t>
+      </w:r>
+      <w:r>
+        <w:t xml:space="preserve"> </w:t>
+      </w:r>
+      <w:hyperlink r:id="rId51">
+        <w:r>
+          <w:rPr>
+            <w:rStyle w:val="Hyperlink"/>
+          </w:rPr>
+          <w:t xml:space="preserve">https://roxygen2.r-lib.org/articles/extending.html.</w:t>
+        </w:r>
+      </w:hyperlink>
+      <w:r>
+        <w:t xml:space="preserve"> </w:t>
+      </w:r>
+      <w:r>
         <w:t xml:space="preserve">In-line documentation for R. (n.d.).</w:t>
       </w:r>
       <w:r>
         <w:t xml:space="preserve"> </w:t>
       </w:r>
-      <w:hyperlink r:id="rId50">
+      <w:hyperlink r:id="rId52">
         <w:r>
           <w:rPr>
             <w:rStyle w:val="Hyperlink"/>
@@ -2942,7 +3127,7 @@
       <w:r>
         <w:t xml:space="preserve"> </w:t>
       </w:r>
-      <w:hyperlink r:id="rId51">
+      <w:hyperlink r:id="rId53">
         <w:r>
           <w:rPr>
             <w:rStyle w:val="Hyperlink"/>
@@ -2962,7 +3147,7 @@
       <w:r>
         <w:t xml:space="preserve"> </w:t>
       </w:r>
-      <w:hyperlink r:id="rId52">
+      <w:hyperlink r:id="rId54">
         <w:r>
           <w:rPr>
             <w:rStyle w:val="Hyperlink"/>
@@ -2973,9 +3158,43 @@
       <w:r>
         <w:t xml:space="preserve"> </w:t>
       </w:r>
-    </w:p>
-    <w:bookmarkEnd w:id="53"/>
-    <w:bookmarkStart w:id="54" w:name="acknowledgments"/>
+      <w:r>
+        <w:t xml:space="preserve"> </w:t>
+      </w:r>
+      <w:r>
+        <w:t xml:space="preserve">pharmaverse (n.d.).</w:t>
+      </w:r>
+      <w:r>
+        <w:t xml:space="preserve"> </w:t>
+      </w:r>
+      <w:hyperlink r:id="rId55">
+        <w:r>
+          <w:rPr>
+            <w:rStyle w:val="Hyperlink"/>
+          </w:rPr>
+          <w:t xml:space="preserve">https://pharmaverse.org/</w:t>
+        </w:r>
+      </w:hyperlink>
+      <w:r>
+        <w:t xml:space="preserve"> </w:t>
+      </w:r>
+      <w:r>
+        <w:t xml:space="preserve">Derive/Impute a Date from a Date Character Vector (n.d.).</w:t>
+      </w:r>
+      <w:r>
+        <w:t xml:space="preserve"> </w:t>
+      </w:r>
+      <w:hyperlink r:id="rId56">
+        <w:r>
+          <w:rPr>
+            <w:rStyle w:val="Hyperlink"/>
+          </w:rPr>
+          <w:t xml:space="preserve">https://pharmaverse.github.io/admiral/reference/derive_vars_dt.html</w:t>
+        </w:r>
+      </w:hyperlink>
+    </w:p>
+    <w:bookmarkEnd w:id="57"/>
+    <w:bookmarkStart w:id="58" w:name="acknowledgments"/>
     <w:p>
       <w:pPr>
         <w:pStyle w:val="Heading2"/>
@@ -2992,8 +3211,8 @@
         <w:t xml:space="preserve">The R open-source community. You all are a special bunch.</w:t>
       </w:r>
     </w:p>
-    <w:bookmarkEnd w:id="54"/>
-    <w:bookmarkStart w:id="55" w:name="contact-information"/>
+    <w:bookmarkEnd w:id="58"/>
+    <w:bookmarkStart w:id="59" w:name="contact-information"/>
     <w:p>
       <w:pPr>
         <w:pStyle w:val="Heading2"/>
@@ -3039,15 +3258,6 @@
       <w:r>
         <w:t xml:space="preserve"> </w:t>
       </w:r>
-      <w:r>
-        <w:t xml:space="preserve"> </w:t>
-      </w:r>
-      <w:r>
-        <w:t xml:space="preserve">Website: https://www.danieldsjoberg.com/</w:t>
-      </w:r>
-      <w:r>
-        <w:t xml:space="preserve"> </w:t>
-      </w:r>
     </w:p>
     <w:p>
       <w:pPr>
@@ -3101,7 +3311,7 @@
         <w:t xml:space="preserve">R</w:t>
       </w:r>
     </w:p>
-    <w:bookmarkEnd w:id="55"/>
+    <w:bookmarkEnd w:id="59"/>
     <w:sectPr>
       <w:footnotePr>
         <w:numRestart w:val="eachSect"/>
@@ -3319,6 +3529,9 @@
     <w:abstractNumId w:val="990"/>
   </w:num>
   <w:num w:numId="1001">
+    <w:abstractNumId w:val="991"/>
+  </w:num>
+  <w:num w:numId="1002">
     <w:abstractNumId w:val="991"/>
   </w:num>
 </w:numbering>

--- a/phuse-admiral-roclets.docx
+++ b/phuse-admiral-roclets.docx
@@ -7,7 +7,7 @@
         <w:pStyle w:val="Title"/>
       </w:pPr>
       <w:r>
-        <w:t xml:space="preserve">Time to Roclet! admiral’s use of custom roclets to enhance and extend examples in function documentation.</w:t>
+        <w:t xml:space="preserve">Time to Roclet! admiral’s use of custom roclets to enhance and extend examples in function documentation</w:t>
       </w:r>
     </w:p>
     <w:p>
@@ -46,14 +46,14 @@
     </w:p>
     <w:p>
       <w:pPr>
-        <w:pStyle w:val="BodyText"/>
+        <w:pStyle w:val="CaptionedFigure"/>
       </w:pPr>
       <w:r>
         <w:drawing>
           <wp:inline>
             <wp:extent cx="1428750" cy="1771650"/>
             <wp:effectExtent b="0" l="0" r="0" t="0"/>
-            <wp:docPr descr="" title="" id="21" name="Picture"/>
+            <wp:docPr descr="Figure 1: xkcd comic" title="" id="21" name="Picture"/>
             <a:graphic>
               <a:graphicData uri="http://schemas.openxmlformats.org/drawingml/2006/picture">
                 <pic:pic>
@@ -91,6 +91,14 @@
         </w:drawing>
       </w:r>
     </w:p>
+    <w:p>
+      <w:pPr>
+        <w:pStyle w:val="ImageCaption"/>
+      </w:pPr>
+      <w:r>
+        <w:t xml:space="preserve">Figure 1: xkcd comic</w:t>
+      </w:r>
+    </w:p>
     <w:bookmarkEnd w:id="23"/>
     <w:bookmarkStart w:id="27" w:name="introduction"/>
     <w:p>
@@ -147,7 +155,7 @@
         <w:pStyle w:val="FirstParagraph"/>
       </w:pPr>
       <w:r>
-        <w:t xml:space="preserve">R packages are fundamental extensions to the R statistical programming language, bundling together code, data, documentation, and tests in a standardized format. They allow users to share and reuse code easily, greatly expanding R’s functionality and driving its widespread adoption in data science. Creating an R package typically involves using development packages like devtools and usethis to set up the necessary directory structure and compile the package. You then add your R functions to the R/ directory, write documentation for them using roxygen-style comments, and declare any package dependencies in the DESCRIPTION file. After iterating through the process of generating documentation, testing your package, fixing issues and building and installing it for use, you will submit it to a package repository like CRAN. In my opinion, packages that take time to properly document their functions and build out helpful</w:t>
+        <w:t xml:space="preserve">R packages are fundamental extensions to the R statistical programming language, bundling together code, data, documentation, and tests in a standardized format. They allow users to share and reuse code easily, greatly expanding R’s functionality and driving its widespread adoption in data science. Creating an R package typically involves using development packages like devtools and usethis to set up the necessary directory structure and compile the package. You then add your R functions to the R/ directory, write documentation for them using roxygen-style comments, and declare any package dependencies in the DESCRIPTION file. (Reference 3) After iterating through the process of generating documentation, testing your package, fixing issues and building and installing it for use, you will submit it to a package repository like CRAN. In my opinion, packages that take time to properly document their functions and build out helpful</w:t>
       </w:r>
       <w:r>
         <w:t xml:space="preserve"> </w:t>
@@ -191,7 +199,7 @@
         <w:pStyle w:val="BodyText"/>
       </w:pPr>
       <w:r>
-        <w:t xml:space="preserve">The roxygen2 R package simplifies the process of documenting R code within packages. It allows developers</w:t>
+        <w:t xml:space="preserve">The roxygen2 R package simplifies the process of documenting R code within packages. (Reference 3) It allows developers</w:t>
       </w:r>
       <w:r>
         <w:t xml:space="preserve"> </w:t>
@@ -1054,7 +1062,7 @@
         <w:pStyle w:val="FirstParagraph"/>
       </w:pPr>
       <w:r>
-        <w:t xml:space="preserve">The admiral R package is an open-source, modularized toolbox specifically designed for creating Analysis Data Model (ADaM) datasets within the R environment. These ADaM datasets are a mandatory component for regulatory submissions to health authorities like the FDA. admiral provides a collection of reusable R functions that enable the programming community to develop CDISC-compliant ADaM datasets in a standardized and efficient manner. It promotes a</w:t>
+        <w:t xml:space="preserve">The admiral R package is an open-source, modularized toolbox specifically designed for creating Analysis Data Model (ADaM) datasets within the R environment. (Reference 4) These ADaM datasets are a mandatory component for regulatory submissions to health authorities like the FDA. admiral provides a collection of reusable R functions that enable the programming community to develop CDISC-compliant ADaM datasets in a standardized and efficient manner. It promotes a</w:t>
       </w:r>
       <w:r>
         <w:t xml:space="preserve"> </w:t>
@@ -1066,7 +1074,7 @@
         <w:t xml:space="preserve"> </w:t>
       </w:r>
       <w:r>
-        <w:t xml:space="preserve">approach, allowing users to combine modular functions for deriving new variables and parameters, thereby minimizing redundancy and enhancing reproducibility. The package is part of the broader pharmaverse initiative, fostering collaboration among pharmaceutical companies and streamlining the use of R for clinical trial data programming.</w:t>
+        <w:t xml:space="preserve">approach, allowing users to combine modular functions for deriving new variables and parameters, thereby minimizing redundancy and enhancing reproducibility. The package is part of the broader pharmaverse initiative, fostering collaboration among pharmaceutical companies and streamlining the use of R for clinical trial data programming. (Reference 6)</w:t>
       </w:r>
     </w:p>
     <w:p>
@@ -1158,14 +1166,14 @@
     </w:p>
     <w:p>
       <w:pPr>
-        <w:pStyle w:val="BodyText"/>
+        <w:pStyle w:val="CaptionedFigure"/>
       </w:pPr>
       <w:r>
         <w:drawing>
           <wp:inline>
             <wp:extent cx="5334000" cy="4010981"/>
             <wp:effectExtent b="0" l="0" r="0" t="0"/>
-            <wp:docPr descr="" title="" id="29" name="Picture"/>
+            <wp:docPr descr="Figure 2: dplyr arrange() documentation" title="" id="29" name="Picture"/>
             <a:graphic>
               <a:graphicData uri="http://schemas.openxmlformats.org/drawingml/2006/picture">
                 <pic:pic>
@@ -1205,6 +1213,14 @@
     </w:p>
     <w:p>
       <w:pPr>
+        <w:pStyle w:val="ImageCaption"/>
+      </w:pPr>
+      <w:r>
+        <w:t xml:space="preserve">Figure 2: dplyr arrange() documentation</w:t>
+      </w:r>
+    </w:p>
+    <w:p>
+      <w:pPr>
         <w:pStyle w:val="BodyText"/>
       </w:pPr>
       <w:r>
@@ -1294,14 +1310,14 @@
     </w:p>
     <w:p>
       <w:pPr>
-        <w:pStyle w:val="FirstParagraph"/>
+        <w:pStyle w:val="CaptionedFigure"/>
       </w:pPr>
       <w:r>
         <w:drawing>
           <wp:inline>
             <wp:extent cx="5334000" cy="2998170"/>
             <wp:effectExtent b="0" l="0" r="0" t="0"/>
-            <wp:docPr descr="" title="" id="33" name="Picture"/>
+            <wp:docPr descr="Figure 3: admiral 1.2 derive_vars_dtm() documentation" title="" id="33" name="Picture"/>
             <a:graphic>
               <a:graphicData uri="http://schemas.openxmlformats.org/drawingml/2006/picture">
                 <pic:pic>
@@ -1341,22 +1357,30 @@
     </w:p>
     <w:p>
       <w:pPr>
+        <w:pStyle w:val="ImageCaption"/>
+      </w:pPr>
+      <w:r>
+        <w:t xml:space="preserve">Figure 3: admiral 1.2 derive_vars_dtm() documentation</w:t>
+      </w:r>
+    </w:p>
+    <w:p>
+      <w:pPr>
         <w:pStyle w:val="BodyText"/>
       </w:pPr>
       <w:r>
-        <w:t xml:space="preserve">The pattern of red arrows is similar to the dplyr arrange() function. The left side</w:t>
-      </w:r>
-      <w:r>
-        <w:t xml:space="preserve"> </w:t>
-      </w:r>
-      <w:r>
-        <w:t xml:space="preserve">two red arrows have comments inserted to break up the different and examples and show how the function can be used</w:t>
-      </w:r>
-      <w:r>
-        <w:t xml:space="preserve"> </w:t>
-      </w:r>
-      <w:r>
-        <w:t xml:space="preserve">to do different imputations. The right side red arrow has the link for the examples.</w:t>
+        <w:t xml:space="preserve">The pattern of red arrows is similar to the dplyr arrange() function. The left-side</w:t>
+      </w:r>
+      <w:r>
+        <w:t xml:space="preserve"> </w:t>
+      </w:r>
+      <w:r>
+        <w:t xml:space="preserve">two red arrows have comments inserted to break up the different examples and show how the function can be used</w:t>
+      </w:r>
+      <w:r>
+        <w:t xml:space="preserve"> </w:t>
+      </w:r>
+      <w:r>
+        <w:t xml:space="preserve">to do different imputations. The right-side red arrow has the link for the examples.</w:t>
       </w:r>
       <w:r>
         <w:t xml:space="preserve"> </w:t>
@@ -1377,14 +1401,14 @@
     </w:p>
     <w:p>
       <w:pPr>
-        <w:pStyle w:val="FirstParagraph"/>
+        <w:pStyle w:val="CaptionedFigure"/>
       </w:pPr>
       <w:r>
         <w:drawing>
           <wp:inline>
             <wp:extent cx="5334000" cy="2615294"/>
             <wp:effectExtent b="0" l="0" r="0" t="0"/>
-            <wp:docPr descr="" title="" id="37" name="Picture"/>
+            <wp:docPr descr="Figure 4: admiral 1.3 derive_vars_dtm() documentation" title="" id="37" name="Picture"/>
             <a:graphic>
               <a:graphicData uri="http://schemas.openxmlformats.org/drawingml/2006/picture">
                 <pic:pic>
@@ -1424,6 +1448,14 @@
     </w:p>
     <w:p>
       <w:pPr>
+        <w:pStyle w:val="ImageCaption"/>
+      </w:pPr>
+      <w:r>
+        <w:t xml:space="preserve">Figure 4: admiral 1.3 derive_vars_dtm() documentation</w:t>
+      </w:r>
+    </w:p>
+    <w:p>
+      <w:pPr>
         <w:pStyle w:val="BodyText"/>
       </w:pPr>
       <w:r>
@@ -1808,7 +1840,7 @@
         <w:t xml:space="preserve">@examples</w:t>
       </w:r>
       <w:r>
-        <w:t xml:space="preserve">. Once</w:t>
+        <w:t xml:space="preserve">. (Reference 2) Once</w:t>
       </w:r>
       <w:r>
         <w:t xml:space="preserve"> </w:t>
@@ -2429,7 +2461,7 @@
         <w:t xml:space="preserve"> </w:t>
       </w:r>
       <w:r>
-        <w:t xml:space="preserve">functions are to check user inputs and provide feedback to the users on issues with their data. The package</w:t>
+        <w:t xml:space="preserve">functions are to check user inputs and provide feedback to the users on issues with their data. (Reference 5) The package</w:t>
       </w:r>
       <w:r>
         <w:t xml:space="preserve"> </w:t>
@@ -2447,7 +2479,7 @@
         <w:t xml:space="preserve"> </w:t>
       </w:r>
       <w:r>
-        <w:t xml:space="preserve">in the References below. The rdx_roclet.R file contains</w:t>
+        <w:t xml:space="preserve">in the References below. (Reference 1) The rdx_roclet.R file contains</w:t>
       </w:r>
       <w:r>
         <w:t xml:space="preserve"> </w:t>
@@ -2477,7 +2509,7 @@
         <w:t xml:space="preserve"> </w:t>
       </w:r>
       <w:r>
-        <w:t xml:space="preserve">article on extending the roclet which is recommended reading - linked in the References.</w:t>
+        <w:t xml:space="preserve">article on extending the roclet which is recommended reading. (Reference 2)</w:t>
       </w:r>
     </w:p>
     <w:p>
@@ -2826,6 +2858,36 @@
         <w:t xml:space="preserve">transform_examplesx() appends this text to the contents of the current example block.</w:t>
       </w:r>
     </w:p>
+    <w:p>
+      <w:pPr>
+        <w:pStyle w:val="BodyText"/>
+      </w:pPr>
+      <w:r>
+        <w:rPr>
+          <w:b/>
+          <w:bCs/>
+        </w:rPr>
+        <w:t xml:space="preserve">Note:</w:t>
+      </w:r>
+      <w:r>
+        <w:t xml:space="preserve"> </w:t>
+      </w:r>
+      <w:r>
+        <w:t xml:space="preserve">You can add additional</w:t>
+      </w:r>
+      <w:r>
+        <w:t xml:space="preserve"> </w:t>
+      </w:r>
+      <w:r>
+        <w:t xml:space="preserve">@info</w:t>
+      </w:r>
+      <w:r>
+        <w:t xml:space="preserve"> </w:t>
+      </w:r>
+      <w:r>
+        <w:t xml:space="preserve">tags per example if desired. Check out the documentation for admiral derive_vars_joined().</w:t>
+      </w:r>
+    </w:p>
     <w:bookmarkEnd w:id="43"/>
     <w:bookmarkStart w:id="46" w:name="code-executable-example-code"/>
     <w:p>
@@ -2928,6 +2990,36 @@
         <w:pStyle w:val="BodyText"/>
       </w:pPr>
       <w:r>
+        <w:rPr>
+          <w:b/>
+          <w:bCs/>
+        </w:rPr>
+        <w:t xml:space="preserve">Note:</w:t>
+      </w:r>
+      <w:r>
+        <w:t xml:space="preserve"> </w:t>
+      </w:r>
+      <w:r>
+        <w:t xml:space="preserve">You can add additional</w:t>
+      </w:r>
+      <w:r>
+        <w:t xml:space="preserve"> </w:t>
+      </w:r>
+      <w:r>
+        <w:t xml:space="preserve">@code</w:t>
+      </w:r>
+      <w:r>
+        <w:t xml:space="preserve"> </w:t>
+      </w:r>
+      <w:r>
+        <w:t xml:space="preserve">tags per example if desired. Check out the documentation for admiral derive_vars_joined().</w:t>
+      </w:r>
+    </w:p>
+    <w:p>
+      <w:pPr>
+        <w:pStyle w:val="BodyText"/>
+      </w:pPr>
+      <w:r>
         <w:t xml:space="preserve">If an unexpected condition occurs (i.e., a warning or error not listed in expected_cnds), it will throw an error, causing the R CMD check to fail. A failing R CMD check will not pass CRAN checks. This ensures that examples are not only documented but also correct and functional.</w:t>
       </w:r>
     </w:p>
@@ -2944,19 +3036,19 @@
         <w:pStyle w:val="BodyText"/>
       </w:pPr>
       <w:r>
-        <w:t xml:space="preserve">Viola! We get a pretty examples with amazing layout like below.</w:t>
-      </w:r>
-    </w:p>
-    <w:p>
-      <w:pPr>
-        <w:pStyle w:val="BodyText"/>
+        <w:t xml:space="preserve">Viola! We get pretty examples with amazing layout like below.</w:t>
+      </w:r>
+    </w:p>
+    <w:p>
+      <w:pPr>
+        <w:pStyle w:val="CaptionedFigure"/>
       </w:pPr>
       <w:r>
         <w:drawing>
           <wp:inline>
             <wp:extent cx="5334000" cy="2615294"/>
             <wp:effectExtent b="0" l="0" r="0" t="0"/>
-            <wp:docPr descr="" title="" id="44" name="Picture"/>
+            <wp:docPr descr="Figure 5: admiral 1.3 derive_vars_dtm() documentation" title="" id="44" name="Picture"/>
             <a:graphic>
               <a:graphicData uri="http://schemas.openxmlformats.org/drawingml/2006/picture">
                 <pic:pic>
@@ -2994,6 +3086,14 @@
         </w:drawing>
       </w:r>
     </w:p>
+    <w:p>
+      <w:pPr>
+        <w:pStyle w:val="ImageCaption"/>
+      </w:pPr>
+      <w:r>
+        <w:t xml:space="preserve">Figure 5: admiral 1.3 derive_vars_dtm() documentation</w:t>
+      </w:r>
+    </w:p>
     <w:bookmarkEnd w:id="46"/>
     <w:bookmarkEnd w:id="47"/>
     <w:bookmarkEnd w:id="48"/>
@@ -3011,7 +3111,7 @@
         <w:pStyle w:val="FirstParagraph"/>
       </w:pPr>
       <w:r>
-        <w:t xml:space="preserve">The admiral R package, which specializes in creating Analysis Data Model (ADaM) datasets, encountered a challenge with increasingly unwieldy function documentation as its examples grew in number and complexity. Coupled with the rise of AI/LLMs that harvest documentation, the admiral team looked at home to improve their documention. To address this, admiral significantly enhanced its documentation by extending roxygen2’s roclets—a core component of R package documentation. The key innovation involved introducing custom roxygen tags:</w:t>
+        <w:t xml:space="preserve">The admiral R package, which specializes in creating Analysis Data Model (ADaM) datasets, encountered a challenge with increasingly unwieldy function documentation as its examples grew in number and complexity. Coupled with the rise of AI/LLMs that harvest documentation, the admiral team looked at home to improve their documentation. To address this, admiral significantly enhanced its documentation by extending roxygen2’s roclets—a core component of R package documentation. The key innovation involved introducing custom roxygen tags:</w:t>
       </w:r>
       <w:r>
         <w:t xml:space="preserve"> </w:t>
@@ -3054,7 +3154,7 @@
       </w:r>
     </w:p>
     <w:bookmarkEnd w:id="49"/>
-    <w:bookmarkStart w:id="57" w:name="references"/>
+    <w:bookmarkStart w:id="50" w:name="references"/>
     <w:p>
       <w:pPr>
         <w:pStyle w:val="Heading2"/>
@@ -3065,142 +3165,107 @@
     </w:p>
     <w:p>
       <w:pPr>
+        <w:numPr>
+          <w:ilvl w:val="0"/>
+          <w:numId w:val="1003"/>
+        </w:numPr>
+      </w:pPr>
+      <w:r>
+        <w:t xml:space="preserve">admiraldev rdx_roclet.R https://github.com/pharmaverse/admiraldev/blob/main/R/roclet_rdx.R</w:t>
+      </w:r>
+    </w:p>
+    <w:p>
+      <w:pPr>
+        <w:numPr>
+          <w:ilvl w:val="0"/>
+          <w:numId w:val="1003"/>
+        </w:numPr>
+      </w:pPr>
+      <w:r>
+        <w:t xml:space="preserve">Extending Roclets. https://roxygen2.r-lib.org/articles/extending.html.</w:t>
+      </w:r>
+    </w:p>
+    <w:p>
+      <w:pPr>
+        <w:numPr>
+          <w:ilvl w:val="0"/>
+          <w:numId w:val="1003"/>
+        </w:numPr>
+      </w:pPr>
+      <w:r>
+        <w:t xml:space="preserve">In-line documentation for R. (n.d.). https://roxygen2.r-lib.org/</w:t>
+      </w:r>
+    </w:p>
+    <w:p>
+      <w:pPr>
+        <w:numPr>
+          <w:ilvl w:val="0"/>
+          <w:numId w:val="1003"/>
+        </w:numPr>
+      </w:pPr>
+      <w:r>
+        <w:t xml:space="preserve">ADAM in R Asset Library. (n.d.). https://pharmaverse.github.io/admiral</w:t>
+      </w:r>
+    </w:p>
+    <w:p>
+      <w:pPr>
+        <w:numPr>
+          <w:ilvl w:val="0"/>
+          <w:numId w:val="1003"/>
+        </w:numPr>
+      </w:pPr>
+      <w:r>
+        <w:t xml:space="preserve">Utility functions and development tools for the Admiral Package Family. (n.d.). https://pharmaverse.github.io/admiraldev</w:t>
+      </w:r>
+    </w:p>
+    <w:p>
+      <w:pPr>
+        <w:numPr>
+          <w:ilvl w:val="0"/>
+          <w:numId w:val="1003"/>
+        </w:numPr>
+      </w:pPr>
+      <w:r>
+        <w:t xml:space="preserve">pharmaverse (n.d.). https://pharmaverse.org/</w:t>
+      </w:r>
+    </w:p>
+    <w:p>
+      <w:pPr>
+        <w:numPr>
+          <w:ilvl w:val="0"/>
+          <w:numId w:val="1003"/>
+        </w:numPr>
+      </w:pPr>
+      <w:r>
+        <w:t xml:space="preserve">Derive/Impute a Date from a Date Character Vector (n.d.). https://pharmaverse.github.io/admiral/reference/derive_vars_dt.html</w:t>
+      </w:r>
+    </w:p>
+    <w:bookmarkEnd w:id="50"/>
+    <w:bookmarkStart w:id="51" w:name="acknowledgments"/>
+    <w:p>
+      <w:pPr>
+        <w:pStyle w:val="Heading2"/>
+      </w:pPr>
+      <w:r>
+        <w:t xml:space="preserve">ACKNOWLEDGMENTS</w:t>
+      </w:r>
+    </w:p>
+    <w:p>
+      <w:pPr>
         <w:pStyle w:val="FirstParagraph"/>
       </w:pPr>
       <w:r>
-        <w:t xml:space="preserve">admiraldev rdx_roclet.R</w:t>
-      </w:r>
-      <w:r>
-        <w:t xml:space="preserve"> </w:t>
-      </w:r>
-      <w:hyperlink r:id="rId50">
-        <w:r>
-          <w:rPr>
-            <w:rStyle w:val="Hyperlink"/>
-          </w:rPr>
-          <w:t xml:space="preserve">https://github.com/pharmaverse/admiraldev/blob/main/R/roclet_rdx.R</w:t>
-        </w:r>
-      </w:hyperlink>
-      <w:r>
-        <w:t xml:space="preserve"> </w:t>
-      </w:r>
-      <w:r>
-        <w:t xml:space="preserve">Extending Roclets.</w:t>
-      </w:r>
-      <w:r>
-        <w:t xml:space="preserve"> </w:t>
-      </w:r>
-      <w:hyperlink r:id="rId51">
-        <w:r>
-          <w:rPr>
-            <w:rStyle w:val="Hyperlink"/>
-          </w:rPr>
-          <w:t xml:space="preserve">https://roxygen2.r-lib.org/articles/extending.html.</w:t>
-        </w:r>
-      </w:hyperlink>
-      <w:r>
-        <w:t xml:space="preserve"> </w:t>
-      </w:r>
-      <w:r>
-        <w:t xml:space="preserve">In-line documentation for R. (n.d.).</w:t>
-      </w:r>
-      <w:r>
-        <w:t xml:space="preserve"> </w:t>
-      </w:r>
-      <w:hyperlink r:id="rId52">
-        <w:r>
-          <w:rPr>
-            <w:rStyle w:val="Hyperlink"/>
-          </w:rPr>
-          <w:t xml:space="preserve">https://roxygen2.r-lib.org/</w:t>
-        </w:r>
-      </w:hyperlink>
-      <w:r>
-        <w:t xml:space="preserve"> </w:t>
-      </w:r>
-      <w:r>
-        <w:t xml:space="preserve"> </w:t>
-      </w:r>
-      <w:r>
-        <w:t xml:space="preserve">ADAM in R Asset Library. (n.d.).</w:t>
-      </w:r>
-      <w:r>
-        <w:t xml:space="preserve"> </w:t>
-      </w:r>
-      <w:hyperlink r:id="rId53">
-        <w:r>
-          <w:rPr>
-            <w:rStyle w:val="Hyperlink"/>
-          </w:rPr>
-          <w:t xml:space="preserve">https://pharmaverse.github.io/admiral</w:t>
-        </w:r>
-      </w:hyperlink>
-      <w:r>
-        <w:t xml:space="preserve"> </w:t>
-      </w:r>
-      <w:r>
-        <w:t xml:space="preserve"> </w:t>
-      </w:r>
-      <w:r>
-        <w:t xml:space="preserve">Utility functions and development tools for the Admiral Package Family. (n.d.).</w:t>
-      </w:r>
-      <w:r>
-        <w:t xml:space="preserve"> </w:t>
-      </w:r>
-      <w:hyperlink r:id="rId54">
-        <w:r>
-          <w:rPr>
-            <w:rStyle w:val="Hyperlink"/>
-          </w:rPr>
-          <w:t xml:space="preserve">https://pharmaverse.github.io/admiraldev</w:t>
-        </w:r>
-      </w:hyperlink>
-      <w:r>
-        <w:t xml:space="preserve"> </w:t>
-      </w:r>
-      <w:r>
-        <w:t xml:space="preserve"> </w:t>
-      </w:r>
-      <w:r>
-        <w:t xml:space="preserve">pharmaverse (n.d.).</w:t>
-      </w:r>
-      <w:r>
-        <w:t xml:space="preserve"> </w:t>
-      </w:r>
-      <w:hyperlink r:id="rId55">
-        <w:r>
-          <w:rPr>
-            <w:rStyle w:val="Hyperlink"/>
-          </w:rPr>
-          <w:t xml:space="preserve">https://pharmaverse.org/</w:t>
-        </w:r>
-      </w:hyperlink>
-      <w:r>
-        <w:t xml:space="preserve"> </w:t>
-      </w:r>
-      <w:r>
-        <w:t xml:space="preserve">Derive/Impute a Date from a Date Character Vector (n.d.).</w:t>
-      </w:r>
-      <w:r>
-        <w:t xml:space="preserve"> </w:t>
-      </w:r>
-      <w:hyperlink r:id="rId56">
-        <w:r>
-          <w:rPr>
-            <w:rStyle w:val="Hyperlink"/>
-          </w:rPr>
-          <w:t xml:space="preserve">https://pharmaverse.github.io/admiral/reference/derive_vars_dt.html</w:t>
-        </w:r>
-      </w:hyperlink>
-    </w:p>
-    <w:bookmarkEnd w:id="57"/>
-    <w:bookmarkStart w:id="58" w:name="acknowledgments"/>
+        <w:t xml:space="preserve">The R open-source community. You all are a special bunch.</w:t>
+      </w:r>
+    </w:p>
+    <w:bookmarkEnd w:id="51"/>
+    <w:bookmarkStart w:id="52" w:name="contact-information"/>
     <w:p>
       <w:pPr>
         <w:pStyle w:val="Heading2"/>
       </w:pPr>
       <w:r>
-        <w:t xml:space="preserve">ACKNOWLEDGMENTS</w:t>
+        <w:t xml:space="preserve">CONTACT INFORMATION</w:t>
       </w:r>
     </w:p>
     <w:p>
@@ -3208,24 +3273,6 @@
         <w:pStyle w:val="FirstParagraph"/>
       </w:pPr>
       <w:r>
-        <w:t xml:space="preserve">The R open-source community. You all are a special bunch.</w:t>
-      </w:r>
-    </w:p>
-    <w:bookmarkEnd w:id="58"/>
-    <w:bookmarkStart w:id="59" w:name="contact-information"/>
-    <w:p>
-      <w:pPr>
-        <w:pStyle w:val="Heading2"/>
-      </w:pPr>
-      <w:r>
-        <w:t xml:space="preserve">CONTACT INFORMATION</w:t>
-      </w:r>
-    </w:p>
-    <w:p>
-      <w:pPr>
-        <w:pStyle w:val="FirstParagraph"/>
-      </w:pPr>
-      <w:r>
         <w:t xml:space="preserve">Your comments and questions are valued and encouraged. Contact the authors at:</w:t>
       </w:r>
       <w:r>
@@ -3311,7 +3358,7 @@
         <w:t xml:space="preserve">R</w:t>
       </w:r>
     </w:p>
-    <w:bookmarkEnd w:id="59"/>
+    <w:bookmarkEnd w:id="52"/>
     <w:sectPr>
       <w:footnotePr>
         <w:numRestart w:val="eachSect"/>
@@ -3525,6 +3572,91 @@
       </w:rPr>
     </w:lvl>
   </w:abstractNum>
+  <w:abstractNum w:abstractNumId="99411">
+    <w:nsid w:val="00A99411"/>
+    <w:multiLevelType w:val="multilevel"/>
+    <w:lvl w:ilvl="0">
+      <w:start w:val="1"/>
+      <w:numFmt w:val="decimal"/>
+      <w:lvlText w:val="%1."/>
+      <w:lvlJc w:val="left"/>
+      <w:pPr>
+        <w:ind w:left="720" w:hanging="360"/>
+      </w:pPr>
+    </w:lvl>
+    <w:lvl w:ilvl="1">
+      <w:start w:val="1"/>
+      <w:numFmt w:val="decimal"/>
+      <w:lvlText w:val="%2."/>
+      <w:lvlJc w:val="left"/>
+      <w:pPr>
+        <w:ind w:left="1440" w:hanging="360"/>
+      </w:pPr>
+    </w:lvl>
+    <w:lvl w:ilvl="2">
+      <w:start w:val="1"/>
+      <w:numFmt w:val="decimal"/>
+      <w:lvlText w:val="%3."/>
+      <w:lvlJc w:val="left"/>
+      <w:pPr>
+        <w:ind w:left="2160" w:hanging="360"/>
+      </w:pPr>
+    </w:lvl>
+    <w:lvl w:ilvl="3">
+      <w:start w:val="1"/>
+      <w:numFmt w:val="decimal"/>
+      <w:lvlText w:val="%4."/>
+      <w:lvlJc w:val="left"/>
+      <w:pPr>
+        <w:ind w:left="2880" w:hanging="360"/>
+      </w:pPr>
+    </w:lvl>
+    <w:lvl w:ilvl="4">
+      <w:start w:val="1"/>
+      <w:numFmt w:val="decimal"/>
+      <w:lvlText w:val="%5."/>
+      <w:lvlJc w:val="left"/>
+      <w:pPr>
+        <w:ind w:left="3600" w:hanging="360"/>
+      </w:pPr>
+    </w:lvl>
+    <w:lvl w:ilvl="5">
+      <w:start w:val="1"/>
+      <w:numFmt w:val="decimal"/>
+      <w:lvlText w:val="%6."/>
+      <w:lvlJc w:val="left"/>
+      <w:pPr>
+        <w:ind w:left="4320" w:hanging="360"/>
+      </w:pPr>
+    </w:lvl>
+    <w:lvl w:ilvl="6">
+      <w:start w:val="1"/>
+      <w:numFmt w:val="decimal"/>
+      <w:lvlText w:val="%7."/>
+      <w:lvlJc w:val="left"/>
+      <w:pPr>
+        <w:ind w:left="5040" w:hanging="360"/>
+      </w:pPr>
+    </w:lvl>
+    <w:lvl w:ilvl="7">
+      <w:start w:val="1"/>
+      <w:numFmt w:val="decimal"/>
+      <w:lvlText w:val="%8."/>
+      <w:lvlJc w:val="left"/>
+      <w:pPr>
+        <w:ind w:left="5760" w:hanging="360"/>
+      </w:pPr>
+    </w:lvl>
+    <w:lvl w:ilvl="8">
+      <w:start w:val="1"/>
+      <w:numFmt w:val="decimal"/>
+      <w:lvlText w:val="%9."/>
+      <w:lvlJc w:val="left"/>
+      <w:pPr>
+        <w:ind w:left="6480" w:hanging="360"/>
+      </w:pPr>
+    </w:lvl>
+  </w:abstractNum>
   <w:num w:numId="1000">
     <w:abstractNumId w:val="990"/>
   </w:num>
@@ -3533,6 +3665,36 @@
   </w:num>
   <w:num w:numId="1002">
     <w:abstractNumId w:val="991"/>
+  </w:num>
+  <w:num w:numId="1003">
+    <w:abstractNumId w:val="99411"/>
+    <w:lvlOverride w:ilvl="0">
+      <w:startOverride w:val="1"/>
+    </w:lvlOverride>
+    <w:lvlOverride w:ilvl="1">
+      <w:startOverride w:val="1"/>
+    </w:lvlOverride>
+    <w:lvlOverride w:ilvl="2">
+      <w:startOverride w:val="1"/>
+    </w:lvlOverride>
+    <w:lvlOverride w:ilvl="3">
+      <w:startOverride w:val="1"/>
+    </w:lvlOverride>
+    <w:lvlOverride w:ilvl="4">
+      <w:startOverride w:val="1"/>
+    </w:lvlOverride>
+    <w:lvlOverride w:ilvl="5">
+      <w:startOverride w:val="1"/>
+    </w:lvlOverride>
+    <w:lvlOverride w:ilvl="6">
+      <w:startOverride w:val="1"/>
+    </w:lvlOverride>
+    <w:lvlOverride w:ilvl="7">
+      <w:startOverride w:val="1"/>
+    </w:lvlOverride>
+    <w:lvlOverride w:ilvl="8">
+      <w:startOverride w:val="1"/>
+    </w:lvlOverride>
   </w:num>
 </w:numbering>
 </file>
